--- a/svoyo-delo/대본/1부/09화_Usloviya.docx
+++ b/svoyo-delo/대본/1부/09화_Usloviya.docx
@@ -65,7 +65,7 @@
         <w:t xml:space="preserve"> </w:t>
       </w:r>
       <w:r>
-        <w:t xml:space="preserve">- 규칙: 지문 없음. 전 화 100% 「화자명: 대사」. 1턴 15단어 이내 + 긴 턴 10~15회(25~35단어). 문법 초점: 서수(первое…пятое условие), 조건(если вы прекращаете… вы возвращаете), 피동(записанные условия остаются).</w:t>
+        <w:t xml:space="preserve">- 규칙: 지문 없음. 전 화 100% 「화자명: 대사」. 1턴 20단어 이내 + 긴 턴 10~15회(30~50단어). 문법 초점: 서수(первое…пятое условие), 조건(если вы прекращаете… вы возвращаете), 피동(записанные условия остаются).</w:t>
       </w:r>
       <w:r>
         <w:t xml:space="preserve"> </w:t>
@@ -213,119 +213,119 @@
         <w:pStyle w:val="FirstParagraph"/>
       </w:pPr>
       <w:r>
-        <w:t xml:space="preserve">DOYUN: Десять ноль-ноль. Президент посмотрел на часы и улыбнулся. Это первый раз за неделю.</w:t>
-      </w:r>
-    </w:p>
-    <w:p>
-      <w:pPr>
-        <w:pStyle w:val="BodyText"/>
-      </w:pPr>
-      <w:r>
-        <w:t xml:space="preserve">ALEKSEY: Доброе утро, господин президент. Без соджу. И без таблицы за столом.</w:t>
-      </w:r>
-    </w:p>
-    <w:p>
-      <w:pPr>
-        <w:pStyle w:val="BodyText"/>
-      </w:pPr>
-      <w:r>
-        <w:t xml:space="preserve">DOYUN: Он говорит: таблицу сегодня можно. Сегодня кабинет, а не ресторан.</w:t>
-      </w:r>
-    </w:p>
-    <w:p>
-      <w:pPr>
-        <w:pStyle w:val="BodyText"/>
-      </w:pPr>
-      <w:r>
-        <w:t xml:space="preserve">ALEKSEY: Тогда я её достану. Но потом. Сначала ваши условия.</w:t>
-      </w:r>
-    </w:p>
-    <w:p>
-      <w:pPr>
-        <w:pStyle w:val="BodyText"/>
-      </w:pPr>
-      <w:r>
-        <w:t xml:space="preserve">DOYUN: Он говорит: правильно. Сначала слушать, потом показывать цифры.</w:t>
-      </w:r>
-    </w:p>
-    <w:p>
-      <w:pPr>
-        <w:pStyle w:val="BodyText"/>
-      </w:pPr>
-      <w:r>
-        <w:t xml:space="preserve">SOHEE: Я тоже здесь. Для регистрации. Мой русский — немного, но я слушаю.</w:t>
-      </w:r>
-    </w:p>
-    <w:p>
-      <w:pPr>
-        <w:pStyle w:val="BodyText"/>
-      </w:pPr>
-      <w:r>
-        <w:t xml:space="preserve">ALEKSEY: Спасибо, госпожа Чон. Без вас досье не понять.</w:t>
-      </w:r>
-    </w:p>
-    <w:p>
-      <w:pPr>
-        <w:pStyle w:val="BodyText"/>
-      </w:pPr>
-      <w:r>
-        <w:t xml:space="preserve">DOYUN: Президент говорит, что условий пять. Он будет говорить по одному. Я буду переводить по одному.</w:t>
-      </w:r>
-    </w:p>
-    <w:p>
-      <w:pPr>
-        <w:pStyle w:val="BodyText"/>
-      </w:pPr>
-      <w:r>
-        <w:t xml:space="preserve">ALEKSEY: Пять. Я записываю.</w:t>
-      </w:r>
-    </w:p>
-    <w:p>
-      <w:pPr>
-        <w:pStyle w:val="BodyText"/>
-      </w:pPr>
-      <w:r>
-        <w:t xml:space="preserve">DOYUN: Он говорит: записывайте. Устные условия забываются. Записанные — остаются.</w:t>
-      </w:r>
-    </w:p>
-    <w:p>
-      <w:pPr>
-        <w:pStyle w:val="BodyText"/>
-      </w:pPr>
-      <w:r>
-        <w:t xml:space="preserve">ALEKSEY: Моя бабушка сказала бы то же самое.</w:t>
-      </w:r>
-    </w:p>
-    <w:p>
-      <w:pPr>
-        <w:pStyle w:val="BodyText"/>
-      </w:pPr>
-      <w:r>
-        <w:t xml:space="preserve">DOYUN: Он говорит: ваша бабушка уже третий раз в этом здании. Он хочет с ней познакомиться.</w:t>
-      </w:r>
-    </w:p>
-    <w:p>
-      <w:pPr>
-        <w:pStyle w:val="BodyText"/>
-      </w:pPr>
-      <w:r>
-        <w:t xml:space="preserve">ALEKSEY: Она не летает. Ей восемьдесят четыре. Но я передам.</w:t>
-      </w:r>
-    </w:p>
-    <w:p>
-      <w:pPr>
-        <w:pStyle w:val="BodyText"/>
-      </w:pPr>
-      <w:r>
-        <w:t xml:space="preserve">DOYUN: Он говорит: тогда, может быть, когда-нибудь он приедет к ней сам.</w:t>
-      </w:r>
-    </w:p>
-    <w:p>
-      <w:pPr>
-        <w:pStyle w:val="BodyText"/>
-      </w:pPr>
-      <w:r>
-        <w:t xml:space="preserve">ALEKSEY: В Сосновку? Это деревня под Тулой. Там нет гостиницы.</w:t>
+        <w:t xml:space="preserve">DOYUN: Десять ноль-ноль. Президент посмотрел на часы и улыбнулся, и это первый раз за неделю.</w:t>
+      </w:r>
+    </w:p>
+    <w:p>
+      <w:pPr>
+        <w:pStyle w:val="BodyText"/>
+      </w:pPr>
+      <w:r>
+        <w:t xml:space="preserve">ALEKSEY: Доброе утро, господин президент. Сегодня без соджу и без таблицы за столом.</w:t>
+      </w:r>
+    </w:p>
+    <w:p>
+      <w:pPr>
+        <w:pStyle w:val="BodyText"/>
+      </w:pPr>
+      <w:r>
+        <w:t xml:space="preserve">DOYUN: Он говорит, что таблицу сегодня можно, потому что сегодня кабинет, а не ресторан.</w:t>
+      </w:r>
+    </w:p>
+    <w:p>
+      <w:pPr>
+        <w:pStyle w:val="BodyText"/>
+      </w:pPr>
+      <w:r>
+        <w:t xml:space="preserve">ALEKSEY: Тогда я её достану, но потом. Сначала я хочу услышать ваши условия.</w:t>
+      </w:r>
+    </w:p>
+    <w:p>
+      <w:pPr>
+        <w:pStyle w:val="BodyText"/>
+      </w:pPr>
+      <w:r>
+        <w:t xml:space="preserve">DOYUN: Он говорит, что это правильно: сначала слушать, а потом показывать цифры.</w:t>
+      </w:r>
+    </w:p>
+    <w:p>
+      <w:pPr>
+        <w:pStyle w:val="BodyText"/>
+      </w:pPr>
+      <w:r>
+        <w:t xml:space="preserve">SOHEE: Я тоже здесь, для регистрации. Мой русский — немного, но я слушаю внимательно.</w:t>
+      </w:r>
+    </w:p>
+    <w:p>
+      <w:pPr>
+        <w:pStyle w:val="BodyText"/>
+      </w:pPr>
+      <w:r>
+        <w:t xml:space="preserve">ALEKSEY: Спасибо, госпожа Чон. Без вас я бы досье просто не понял.</w:t>
+      </w:r>
+    </w:p>
+    <w:p>
+      <w:pPr>
+        <w:pStyle w:val="BodyText"/>
+      </w:pPr>
+      <w:r>
+        <w:t xml:space="preserve">DOYUN: Президент говорит, что условий пять. Он будет говорить их по одному, и я буду переводить по одному.</w:t>
+      </w:r>
+    </w:p>
+    <w:p>
+      <w:pPr>
+        <w:pStyle w:val="BodyText"/>
+      </w:pPr>
+      <w:r>
+        <w:t xml:space="preserve">ALEKSEY: Пять условий. Хорошо, я всё записываю.</w:t>
+      </w:r>
+    </w:p>
+    <w:p>
+      <w:pPr>
+        <w:pStyle w:val="BodyText"/>
+      </w:pPr>
+      <w:r>
+        <w:t xml:space="preserve">DOYUN: Он говорит: записывайте, потому что устные условия забываются, а записанные остаются.</w:t>
+      </w:r>
+    </w:p>
+    <w:p>
+      <w:pPr>
+        <w:pStyle w:val="BodyText"/>
+      </w:pPr>
+      <w:r>
+        <w:t xml:space="preserve">ALEKSEY: Моя бабушка сказала бы то же самое, почти теми же словами.</w:t>
+      </w:r>
+    </w:p>
+    <w:p>
+      <w:pPr>
+        <w:pStyle w:val="BodyText"/>
+      </w:pPr>
+      <w:r>
+        <w:t xml:space="preserve">DOYUN: Он говорит, что ваша бабушка уже третий раз в этом здании, и он хочет с ней познакомиться.</w:t>
+      </w:r>
+    </w:p>
+    <w:p>
+      <w:pPr>
+        <w:pStyle w:val="BodyText"/>
+      </w:pPr>
+      <w:r>
+        <w:t xml:space="preserve">ALEKSEY: Она не летает, ей восемьдесят четыре года. Но я ей обязательно передам.</w:t>
+      </w:r>
+    </w:p>
+    <w:p>
+      <w:pPr>
+        <w:pStyle w:val="BodyText"/>
+      </w:pPr>
+      <w:r>
+        <w:t xml:space="preserve">DOYUN: Он говорит, что тогда, может быть, когда-нибудь он приедет к ней сам.</w:t>
+      </w:r>
+    </w:p>
+    <w:p>
+      <w:pPr>
+        <w:pStyle w:val="BodyText"/>
+      </w:pPr>
+      <w:r>
+        <w:t xml:space="preserve">ALEKSEY: В Сосновку? Это маленькая деревня под Тулой, и там даже нет гостиницы.</w:t>
       </w:r>
     </w:p>
     <w:bookmarkEnd w:id="21"/>
@@ -343,87 +343,87 @@
         <w:pStyle w:val="FirstParagraph"/>
       </w:pPr>
       <w:r>
-        <w:t xml:space="preserve">DOYUN: Первое условие: эксклюзивность для России. Только вы. Но на три года.</w:t>
-      </w:r>
-    </w:p>
-    <w:p>
-      <w:pPr>
-        <w:pStyle w:val="BodyText"/>
-      </w:pPr>
-      <w:r>
-        <w:t xml:space="preserve">ALEKSEY: Почему три?</w:t>
-      </w:r>
-    </w:p>
-    <w:p>
-      <w:pPr>
-        <w:pStyle w:val="BodyText"/>
-      </w:pPr>
-      <w:r>
-        <w:t xml:space="preserve">DOYUN: Он говорит: за три года будет видно, кто вы. За десять можно ошибиться дважды.</w:t>
-      </w:r>
-    </w:p>
-    <w:p>
-      <w:pPr>
-        <w:pStyle w:val="BodyText"/>
-      </w:pPr>
-      <w:r>
-        <w:t xml:space="preserve">ALEKSEY: А если за три года мы получим регистрацию и начнём продавать хорошо?</w:t>
-      </w:r>
-    </w:p>
-    <w:p>
-      <w:pPr>
-        <w:pStyle w:val="BodyText"/>
-      </w:pPr>
-      <w:r>
-        <w:t xml:space="preserve">DOYUN: Он говорит: тогда ещё три. И ещё. Эксклюзивность продлевается результатом, а не договором.</w:t>
-      </w:r>
-    </w:p>
-    <w:p>
-      <w:pPr>
-        <w:pStyle w:val="BodyText"/>
-      </w:pPr>
-      <w:r>
-        <w:t xml:space="preserve">ALEKSEY: Какой результат?</w:t>
-      </w:r>
-    </w:p>
-    <w:p>
-      <w:pPr>
-        <w:pStyle w:val="BodyText"/>
-      </w:pPr>
-      <w:r>
-        <w:t xml:space="preserve">SOHEE: Регистрация — максимум двадцать четыре месяца. Потом — план продаж. Цифры позже.</w:t>
-      </w:r>
-    </w:p>
-    <w:p>
-      <w:pPr>
-        <w:pStyle w:val="BodyText"/>
-      </w:pPr>
-      <w:r>
-        <w:t xml:space="preserve">ALEKSEY: Двадцать четыре месяца. Наш регистратор говорит — восемнадцать. Запас есть.</w:t>
-      </w:r>
-    </w:p>
-    <w:p>
-      <w:pPr>
-        <w:pStyle w:val="BodyText"/>
-      </w:pPr>
-      <w:r>
-        <w:t xml:space="preserve">DOYUN: Президент спрашивает: ваш регистратор — та женщина, которая велела смотреть на пол?</w:t>
-      </w:r>
-    </w:p>
-    <w:p>
-      <w:pPr>
-        <w:pStyle w:val="BodyText"/>
-      </w:pPr>
-      <w:r>
-        <w:t xml:space="preserve">ALEKSEY: Она. Ольга Петровна. Вчера она прочитала первую часть досье. Ночью.</w:t>
-      </w:r>
-    </w:p>
-    <w:p>
-      <w:pPr>
-        <w:pStyle w:val="BodyText"/>
-      </w:pPr>
-      <w:r>
-        <w:t xml:space="preserve">SOHEE: Ночью? Уже? Это быстро.</w:t>
+        <w:t xml:space="preserve">DOYUN: Первое условие: эксклюзивность для России. Только вы, но на три года.</w:t>
+      </w:r>
+    </w:p>
+    <w:p>
+      <w:pPr>
+        <w:pStyle w:val="BodyText"/>
+      </w:pPr>
+      <w:r>
+        <w:t xml:space="preserve">ALEKSEY: А почему именно на три года, а не на пять или десять?</w:t>
+      </w:r>
+    </w:p>
+    <w:p>
+      <w:pPr>
+        <w:pStyle w:val="BodyText"/>
+      </w:pPr>
+      <w:r>
+        <w:t xml:space="preserve">DOYUN: Он говорит, что за три года будет видно, кто вы. А за десять можно ошибиться дважды.</w:t>
+      </w:r>
+    </w:p>
+    <w:p>
+      <w:pPr>
+        <w:pStyle w:val="BodyText"/>
+      </w:pPr>
+      <w:r>
+        <w:t xml:space="preserve">ALEKSEY: А если за три года мы получим регистрацию и начнём хорошо продавать?</w:t>
+      </w:r>
+    </w:p>
+    <w:p>
+      <w:pPr>
+        <w:pStyle w:val="BodyText"/>
+      </w:pPr>
+      <w:r>
+        <w:t xml:space="preserve">DOYUN: Он говорит: тогда ещё три года, и ещё. Эксклюзивность продлевается результатом, а не договором.</w:t>
+      </w:r>
+    </w:p>
+    <w:p>
+      <w:pPr>
+        <w:pStyle w:val="BodyText"/>
+      </w:pPr>
+      <w:r>
+        <w:t xml:space="preserve">ALEKSEY: А какой результат он имеет в виду?</w:t>
+      </w:r>
+    </w:p>
+    <w:p>
+      <w:pPr>
+        <w:pStyle w:val="BodyText"/>
+      </w:pPr>
+      <w:r>
+        <w:t xml:space="preserve">SOHEE: Регистрация — максимум двадцать четыре месяца, а потом план продаж. Цифры будут позже.</w:t>
+      </w:r>
+    </w:p>
+    <w:p>
+      <w:pPr>
+        <w:pStyle w:val="BodyText"/>
+      </w:pPr>
+      <w:r>
+        <w:t xml:space="preserve">ALEKSEY: Двадцать четыре месяца. Наш регистратор говорит, что восемнадцать, так что запас у нас есть.</w:t>
+      </w:r>
+    </w:p>
+    <w:p>
+      <w:pPr>
+        <w:pStyle w:val="BodyText"/>
+      </w:pPr>
+      <w:r>
+        <w:t xml:space="preserve">DOYUN: Президент спрашивает: ваш регистратор — это та женщина, которая велела смотреть на пол?</w:t>
+      </w:r>
+    </w:p>
+    <w:p>
+      <w:pPr>
+        <w:pStyle w:val="BodyText"/>
+      </w:pPr>
+      <w:r>
+        <w:t xml:space="preserve">ALEKSEY: Да, это она, Ольга Петровна. Вчера она прочитала первую часть досье, причём ночью.</w:t>
+      </w:r>
+    </w:p>
+    <w:p>
+      <w:pPr>
+        <w:pStyle w:val="BodyText"/>
+      </w:pPr>
+      <w:r>
+        <w:t xml:space="preserve">SOHEE: Ночью? Уже прочитала? Это очень быстро.</w:t>
       </w:r>
     </w:p>
     <w:p>
@@ -439,143 +439,143 @@
         <w:pStyle w:val="BodyText"/>
       </w:pPr>
       <w:r>
-        <w:t xml:space="preserve">SOHEE: Да. Правильно. Есть европейские данные. Маленькие. Я отправлю.</w:t>
-      </w:r>
-    </w:p>
-    <w:p>
-      <w:pPr>
-        <w:pStyle w:val="BodyText"/>
-      </w:pPr>
-      <w:r>
-        <w:t xml:space="preserve">DOYUN: Второе условие. Президент говорит: кто будет держателем регистрационного удостоверения?</w:t>
-      </w:r>
-    </w:p>
-    <w:p>
-      <w:pPr>
-        <w:pStyle w:val="BodyText"/>
-      </w:pPr>
-      <w:r>
-        <w:t xml:space="preserve">ALEKSEY: Мы думали, что наша компания. Мы же подаём документы.</w:t>
-      </w:r>
-    </w:p>
-    <w:p>
-      <w:pPr>
-        <w:pStyle w:val="BodyText"/>
-      </w:pPr>
-      <w:r>
-        <w:t xml:space="preserve">SOHEE: Нет. Держатель — производитель. Сейджин. Вы — уполномоченный представитель. Так правильно.</w:t>
-      </w:r>
-    </w:p>
-    <w:p>
-      <w:pPr>
-        <w:pStyle w:val="BodyText"/>
-      </w:pPr>
-      <w:r>
-        <w:t xml:space="preserve">ALEKSEY: Уполномоченный представитель. Это значит, мы отвечаем за изделие в России от вашего имени?</w:t>
-      </w:r>
-    </w:p>
-    <w:p>
-      <w:pPr>
-        <w:pStyle w:val="BodyText"/>
-      </w:pPr>
-      <w:r>
-        <w:t xml:space="preserve">SOHEE: Да. Вы отвечаете. Но удостоверение — наше.</w:t>
-      </w:r>
-    </w:p>
-    <w:p>
-      <w:pPr>
-        <w:pStyle w:val="BodyText"/>
-      </w:pPr>
-      <w:r>
-        <w:t xml:space="preserve">ALEKSEY: Тогда у меня риск. Мы потратим полтора года и шесть миллионов. А удостоверение будет ваше. Через три года вы сможете взять другого дистрибьютора. На готовое.</w:t>
-      </w:r>
-    </w:p>
-    <w:p>
-      <w:pPr>
-        <w:pStyle w:val="BodyText"/>
-      </w:pPr>
-      <w:r>
-        <w:t xml:space="preserve">DOYUN: Президент говорит: да. Это ваш риск. Он его понимает.</w:t>
-      </w:r>
-    </w:p>
-    <w:p>
-      <w:pPr>
-        <w:pStyle w:val="BodyText"/>
-      </w:pPr>
-      <w:r>
-        <w:t xml:space="preserve">ALEKSEY: И что вы предлагаете?</w:t>
-      </w:r>
-    </w:p>
-    <w:p>
-      <w:pPr>
-        <w:pStyle w:val="BodyText"/>
-      </w:pPr>
-      <w:r>
-        <w:t xml:space="preserve">DOYUN: Он говорит: а что предлагаете вы? Он хочет услышать ваше решение, а не своё.</w:t>
-      </w:r>
-    </w:p>
-    <w:p>
-      <w:pPr>
-        <w:pStyle w:val="BodyText"/>
-      </w:pPr>
-      <w:r>
-        <w:t xml:space="preserve">ALEKSEY: Можно подумать минуту?</w:t>
-      </w:r>
-    </w:p>
-    <w:p>
-      <w:pPr>
-        <w:pStyle w:val="BodyText"/>
-      </w:pPr>
-      <w:r>
-        <w:t xml:space="preserve">DOYUN: Можно. Он наливает чай. Это значит — думайте спокойно.</w:t>
-      </w:r>
-    </w:p>
-    <w:p>
-      <w:pPr>
-        <w:pStyle w:val="BodyText"/>
-      </w:pPr>
-      <w:r>
-        <w:t xml:space="preserve">ALEKSEY: Предлагаю так. Если вы прекращаете эксклюзивность без нашей вины, вы возвращаете нам расходы на регистрацию. Все, по документам. И мы остаёмся представителем, пока не передадим дела новому.</w:t>
-      </w:r>
-    </w:p>
-    <w:p>
-      <w:pPr>
-        <w:pStyle w:val="BodyText"/>
-      </w:pPr>
-      <w:r>
-        <w:t xml:space="preserve">DOYUN: Президент спрашивает: «Без нашей вины» — кто решает, чья вина?</w:t>
-      </w:r>
-    </w:p>
-    <w:p>
-      <w:pPr>
-        <w:pStyle w:val="BodyText"/>
-      </w:pPr>
-      <w:r>
-        <w:t xml:space="preserve">ALEKSEY: Договор. Список: нет регистрации за двадцать четыре месяца, не выполнен план, продажи не врачам. Всё остальное — не наша вина. И список короткий, чтобы не было споров.</w:t>
-      </w:r>
-    </w:p>
-    <w:p>
-      <w:pPr>
-        <w:pStyle w:val="BodyText"/>
-      </w:pPr>
-      <w:r>
-        <w:t xml:space="preserve">SOHEE: Продажи не врачам — хорошо. Это важно. Запишите первым.</w:t>
-      </w:r>
-    </w:p>
-    <w:p>
-      <w:pPr>
-        <w:pStyle w:val="BodyText"/>
-      </w:pPr>
-      <w:r>
-        <w:t xml:space="preserve">DOYUN: Он говорит, что согласен в принципе. Юристы напишут. Но добавляет ещё одну причину.</w:t>
-      </w:r>
-    </w:p>
-    <w:p>
-      <w:pPr>
-        <w:pStyle w:val="BodyText"/>
-      </w:pPr>
-      <w:r>
-        <w:t xml:space="preserve">ALEKSEY: Какую?</w:t>
+        <w:t xml:space="preserve">SOHEE: Да, правильно. Европейские данные у нас есть, но маленькие. Я их отправлю.</w:t>
+      </w:r>
+    </w:p>
+    <w:p>
+      <w:pPr>
+        <w:pStyle w:val="BodyText"/>
+      </w:pPr>
+      <w:r>
+        <w:t xml:space="preserve">DOYUN: Второе условие. Президент спрашивает: кто будет держателем регистрационного удостоверения?</w:t>
+      </w:r>
+    </w:p>
+    <w:p>
+      <w:pPr>
+        <w:pStyle w:val="BodyText"/>
+      </w:pPr>
+      <w:r>
+        <w:t xml:space="preserve">ALEKSEY: Мы думали, что наша компания, ведь документы подаём мы.</w:t>
+      </w:r>
+    </w:p>
+    <w:p>
+      <w:pPr>
+        <w:pStyle w:val="BodyText"/>
+      </w:pPr>
+      <w:r>
+        <w:t xml:space="preserve">SOHEE: Нет. Держатель — производитель, то есть Сейджин. А вы — уполномоченный представитель. Так правильно.</w:t>
+      </w:r>
+    </w:p>
+    <w:p>
+      <w:pPr>
+        <w:pStyle w:val="BodyText"/>
+      </w:pPr>
+      <w:r>
+        <w:t xml:space="preserve">ALEKSEY: Уполномоченный представитель. Это значит, что мы отвечаем за изделие в России от вашего имени?</w:t>
+      </w:r>
+    </w:p>
+    <w:p>
+      <w:pPr>
+        <w:pStyle w:val="BodyText"/>
+      </w:pPr>
+      <w:r>
+        <w:t xml:space="preserve">SOHEE: Да, вы отвечаете, но удостоверение — наше.</w:t>
+      </w:r>
+    </w:p>
+    <w:p>
+      <w:pPr>
+        <w:pStyle w:val="BodyText"/>
+      </w:pPr>
+      <w:r>
+        <w:t xml:space="preserve">ALEKSEY: Тогда у меня есть риск. Мы потратим полтора года и шесть миллионов, а удостоверение будет ваше. Через три года вы сможете взять другого дистрибьютора, и он придёт на готовое. Я должен об этом сказать честно, потому что это деньги моей команды.</w:t>
+      </w:r>
+    </w:p>
+    <w:p>
+      <w:pPr>
+        <w:pStyle w:val="BodyText"/>
+      </w:pPr>
+      <w:r>
+        <w:t xml:space="preserve">DOYUN: Президент говорит: да, это ваш риск, и он его понимает.</w:t>
+      </w:r>
+    </w:p>
+    <w:p>
+      <w:pPr>
+        <w:pStyle w:val="BodyText"/>
+      </w:pPr>
+      <w:r>
+        <w:t xml:space="preserve">ALEKSEY: И что же вы тогда предлагаете?</w:t>
+      </w:r>
+    </w:p>
+    <w:p>
+      <w:pPr>
+        <w:pStyle w:val="BodyText"/>
+      </w:pPr>
+      <w:r>
+        <w:t xml:space="preserve">DOYUN: Он спрашивает: а что предлагаете вы? Он хочет услышать ваше решение, а не своё.</w:t>
+      </w:r>
+    </w:p>
+    <w:p>
+      <w:pPr>
+        <w:pStyle w:val="BodyText"/>
+      </w:pPr>
+      <w:r>
+        <w:t xml:space="preserve">ALEKSEY: Можно я подумаю одну минуту?</w:t>
+      </w:r>
+    </w:p>
+    <w:p>
+      <w:pPr>
+        <w:pStyle w:val="BodyText"/>
+      </w:pPr>
+      <w:r>
+        <w:t xml:space="preserve">DOYUN: Можно. Он наливает чай, а это значит: думайте спокойно.</w:t>
+      </w:r>
+    </w:p>
+    <w:p>
+      <w:pPr>
+        <w:pStyle w:val="BodyText"/>
+      </w:pPr>
+      <w:r>
+        <w:t xml:space="preserve">ALEKSEY: Предлагаю так. Если вы прекращаете эксклюзивность без нашей вины, вы возвращаете нам расходы на регистрацию. Все, по документам. И мы остаёмся представителем, пока не передадим дела новому. Так никто не потеряет ни денег, ни пациентов.</w:t>
+      </w:r>
+    </w:p>
+    <w:p>
+      <w:pPr>
+        <w:pStyle w:val="BodyText"/>
+      </w:pPr>
+      <w:r>
+        <w:t xml:space="preserve">DOYUN: Президент спрашивает: «без нашей вины» — а кто решает, чья это вина?</w:t>
+      </w:r>
+    </w:p>
+    <w:p>
+      <w:pPr>
+        <w:pStyle w:val="BodyText"/>
+      </w:pPr>
+      <w:r>
+        <w:t xml:space="preserve">ALEKSEY: Договор. В нём будет список: нет регистрации за двадцать четыре месяца, не выполнен план, продажи не врачам. Всё остальное — не наша вина. И список должен быть коротким, чтобы потом не было споров.</w:t>
+      </w:r>
+    </w:p>
+    <w:p>
+      <w:pPr>
+        <w:pStyle w:val="BodyText"/>
+      </w:pPr>
+      <w:r>
+        <w:t xml:space="preserve">SOHEE: Продажи не врачам — это хорошо, это важно. Запишите это первым пунктом.</w:t>
+      </w:r>
+    </w:p>
+    <w:p>
+      <w:pPr>
+        <w:pStyle w:val="BodyText"/>
+      </w:pPr>
+      <w:r>
+        <w:t xml:space="preserve">DOYUN: Он говорит, что в принципе согласен, и юристы это напишут. Но он добавляет ещё одну причину.</w:t>
+      </w:r>
+    </w:p>
+    <w:p>
+      <w:pPr>
+        <w:pStyle w:val="BodyText"/>
+      </w:pPr>
+      <w:r>
+        <w:t xml:space="preserve">ALEKSEY: Какую ещё причину?</w:t>
       </w:r>
     </w:p>
     <w:p>
@@ -591,31 +591,31 @@
         <w:pStyle w:val="BodyText"/>
       </w:pPr>
       <w:r>
-        <w:t xml:space="preserve">ALEKSEY: Согласен. Это наше правило тоже. Ни одной коробки без номера.</w:t>
-      </w:r>
-    </w:p>
-    <w:p>
-      <w:pPr>
-        <w:pStyle w:val="BodyText"/>
-      </w:pPr>
-      <w:r>
-        <w:t xml:space="preserve">SOHEE: Серийный номер проверяем мы. Из Вонджу. Каждую коробку.</w:t>
-      </w:r>
-    </w:p>
-    <w:p>
-      <w:pPr>
-        <w:pStyle w:val="BodyText"/>
-      </w:pPr>
-      <w:r>
-        <w:t xml:space="preserve">DOYUN: Он говорит: тогда второе условие закрыто. Переходим к третьему. Цена.</w:t>
-      </w:r>
-    </w:p>
-    <w:p>
-      <w:pPr>
-        <w:pStyle w:val="BodyText"/>
-      </w:pPr>
-      <w:r>
-        <w:t xml:space="preserve">ALEKSEY: Подождите. Можно я сначала позову нашего финансового директора? Она на связи.</w:t>
+        <w:t xml:space="preserve">ALEKSEY: Согласен, это и наше правило тоже. Ни одной коробки без номера.</w:t>
+      </w:r>
+    </w:p>
+    <w:p>
+      <w:pPr>
+        <w:pStyle w:val="BodyText"/>
+      </w:pPr>
+      <w:r>
+        <w:t xml:space="preserve">SOHEE: Серийный номер проверяем мы сами, из Вонджу, каждую коробку.</w:t>
+      </w:r>
+    </w:p>
+    <w:p>
+      <w:pPr>
+        <w:pStyle w:val="BodyText"/>
+      </w:pPr>
+      <w:r>
+        <w:t xml:space="preserve">DOYUN: Он говорит, что тогда второе условие закрыто, и переходим к третьему: цена.</w:t>
+      </w:r>
+    </w:p>
+    <w:p>
+      <w:pPr>
+        <w:pStyle w:val="BodyText"/>
+      </w:pPr>
+      <w:r>
+        <w:t xml:space="preserve">ALEKSEY: Подождите, можно я сначала позову нашего финансового директора? Она сейчас на связи.</w:t>
       </w:r>
     </w:p>
     <w:bookmarkEnd w:id="22"/>
@@ -633,7 +633,7 @@
         <w:pStyle w:val="FirstParagraph"/>
       </w:pPr>
       <w:r>
-        <w:t xml:space="preserve">IRINA: Доброе утро. То есть доброй ночи. Ирина Белова, финансы. В Москве пять утра.</w:t>
+        <w:t xml:space="preserve">IRINA: Доброе утро, то есть доброй ночи. Ирина Белова, финансы. В Москве сейчас пять утра.</w:t>
       </w:r>
     </w:p>
     <w:p>
@@ -649,15 +649,15 @@
         <w:pStyle w:val="BodyText"/>
       </w:pPr>
       <w:r>
-        <w:t xml:space="preserve">IRINA: В четыре. Нужно было проверить таблицу ещё раз. Я всегда проверяю дважды.</w:t>
-      </w:r>
-    </w:p>
-    <w:p>
-      <w:pPr>
-        <w:pStyle w:val="BodyText"/>
-      </w:pPr>
-      <w:r>
-        <w:t xml:space="preserve">DOYUN: Он говорит: он тоже. Он спрашивает: какая цена в вашей таблице?</w:t>
+        <w:t xml:space="preserve">IRINA: В четыре, потому что нужно было проверить таблицу ещё раз. Я всегда проверяю дважды.</w:t>
+      </w:r>
+    </w:p>
+    <w:p>
+      <w:pPr>
+        <w:pStyle w:val="BodyText"/>
+      </w:pPr>
+      <w:r>
+        <w:t xml:space="preserve">DOYUN: Он говорит, что он тоже. И спрашивает, какая цена стоит в вашей таблице.</w:t>
       </w:r>
     </w:p>
     <w:p>
@@ -673,199 +673,199 @@
         <w:pStyle w:val="BodyText"/>
       </w:pPr>
       <w:r>
-        <w:t xml:space="preserve">SOHEE: Двадцать восемь — европейская цена. Для России — не знаю. Рынок новый.</w:t>
-      </w:r>
-    </w:p>
-    <w:p>
-      <w:pPr>
-        <w:pStyle w:val="BodyText"/>
-      </w:pPr>
-      <w:r>
-        <w:t xml:space="preserve">DOYUN: Президент говорит: двадцать восемь — правильно. Но он хочет знать, сколько будет стоить шприц у врача.</w:t>
-      </w:r>
-    </w:p>
-    <w:p>
-      <w:pPr>
-        <w:pStyle w:val="BodyText"/>
-      </w:pPr>
-      <w:r>
-        <w:t xml:space="preserve">ALEKSEY: Девять тысяч рублей. Примерно сто долларов. Европейские стоят в полтора-два раза дороже.</w:t>
-      </w:r>
-    </w:p>
-    <w:p>
-      <w:pPr>
-        <w:pStyle w:val="BodyText"/>
-      </w:pPr>
-      <w:r>
-        <w:t xml:space="preserve">DOYUN: Он спрашивает: почему не дешевле? Дешевле — больше продаж.</w:t>
-      </w:r>
-    </w:p>
-    <w:p>
-      <w:pPr>
-        <w:pStyle w:val="BodyText"/>
-      </w:pPr>
-      <w:r>
-        <w:t xml:space="preserve">ALEKSEY: Потому что в цену входит обучение. И гиалуронидаза на складе всегда. И человек, который приедет, если у врача осложнение. Это стоит денег, и врач это знает.</w:t>
-      </w:r>
-    </w:p>
-    <w:p>
-      <w:pPr>
-        <w:pStyle w:val="BodyText"/>
-      </w:pPr>
-      <w:r>
-        <w:t xml:space="preserve">IRINA: Это три строки в моей таблице. Обучение, страховой запас и выезды. Без них маржа выше, но я их не убираю. Без них мы станем Стасом с регистрацией.</w:t>
-      </w:r>
-    </w:p>
-    <w:p>
-      <w:pPr>
-        <w:pStyle w:val="BodyText"/>
-      </w:pPr>
-      <w:r>
-        <w:t xml:space="preserve">DOYUN: Он говорит: хорошо. Самая дешёвая цена будет у Стаса. С ним он не конкурирует.</w:t>
-      </w:r>
-    </w:p>
-    <w:p>
-      <w:pPr>
-        <w:pStyle w:val="BodyText"/>
-      </w:pPr>
-      <w:r>
-        <w:t xml:space="preserve">ALEKSEY: Мы тоже не хотим. Мы хотим, чтобы врач выбирал между нами и европейцами, а не между нами и чемоданом. Чемодан всегда будет дешевле. Но у чемодана нет телефона.</w:t>
-      </w:r>
-    </w:p>
-    <w:p>
-      <w:pPr>
-        <w:pStyle w:val="BodyText"/>
-      </w:pPr>
-      <w:r>
-        <w:t xml:space="preserve">DOYUN: Четвёртое условие. Минимальный заказ после регистрации. Он говорит: первый год — пять тысяч шприцев.</w:t>
-      </w:r>
-    </w:p>
-    <w:p>
-      <w:pPr>
-        <w:pStyle w:val="BodyText"/>
-      </w:pPr>
-      <w:r>
-        <w:t xml:space="preserve">IRINA: Пять тысяч — это сто сорок тысяч долларов. Для нас это много, но реально, если регистрация будет вовремя. Если опоздаем на полгода, этот заказ станет проблемой.</w:t>
-      </w:r>
-    </w:p>
-    <w:p>
-      <w:pPr>
-        <w:pStyle w:val="BodyText"/>
-      </w:pPr>
-      <w:r>
-        <w:t xml:space="preserve">ALEKSEY: А второй год?</w:t>
-      </w:r>
-    </w:p>
-    <w:p>
-      <w:pPr>
-        <w:pStyle w:val="BodyText"/>
-      </w:pPr>
-      <w:r>
-        <w:t xml:space="preserve">DOYUN: Он говорит: второй год назовёте сами, по результатам первого. Заранее он цифры не придумывает.</w:t>
-      </w:r>
-    </w:p>
-    <w:p>
-      <w:pPr>
-        <w:pStyle w:val="BodyText"/>
-      </w:pPr>
-      <w:r>
-        <w:t xml:space="preserve">IRINA: Мне нравится этот подход. Цифры, придуманные заранее, — это салфетка.</w:t>
-      </w:r>
-    </w:p>
-    <w:p>
-      <w:pPr>
-        <w:pStyle w:val="BodyText"/>
-      </w:pPr>
-      <w:r>
-        <w:t xml:space="preserve">SOHEE: Салфетка? Я тоже не поняла.</w:t>
-      </w:r>
-    </w:p>
-    <w:p>
-      <w:pPr>
-        <w:pStyle w:val="BodyText"/>
-      </w:pPr>
-      <w:r>
-        <w:t xml:space="preserve">DOYUN: Он не понял про салфетку. Я объясню потом.</w:t>
-      </w:r>
-    </w:p>
-    <w:p>
-      <w:pPr>
-        <w:pStyle w:val="BodyText"/>
-      </w:pPr>
-      <w:r>
-        <w:t xml:space="preserve">SOHEE: Пятое условие — моё. Качество. Вы — уполномоченный представитель. Вы отвечаете в России. Жалобы — к нам в двадцать четыре часа. Не через неделю. Не через месяц. Двадцать четыре часа.</w:t>
-      </w:r>
-    </w:p>
-    <w:p>
-      <w:pPr>
-        <w:pStyle w:val="BodyText"/>
-      </w:pPr>
-      <w:r>
-        <w:t xml:space="preserve">ALEKSEY: Двадцать четыре часа. Согласен.</w:t>
-      </w:r>
-    </w:p>
-    <w:p>
-      <w:pPr>
-        <w:pStyle w:val="BodyText"/>
-      </w:pPr>
-      <w:r>
-        <w:t xml:space="preserve">DOYUN: Двадцать четыре часа — это и выходные. И Новый год. Он просит записать.</w:t>
-      </w:r>
-    </w:p>
-    <w:p>
-      <w:pPr>
-        <w:pStyle w:val="BodyText"/>
-      </w:pPr>
-      <w:r>
-        <w:t xml:space="preserve">SOHEE: Склад — температура от двух до двадцати пяти. Журнал. Каждый день. Как наш пол.</w:t>
-      </w:r>
-    </w:p>
-    <w:p>
-      <w:pPr>
-        <w:pStyle w:val="BodyText"/>
-      </w:pPr>
-      <w:r>
-        <w:t xml:space="preserve">ALEKSEY: Как ваш пол. Журнал каждый день.</w:t>
-      </w:r>
-    </w:p>
-    <w:p>
-      <w:pPr>
-        <w:pStyle w:val="BodyText"/>
-      </w:pPr>
-      <w:r>
-        <w:t xml:space="preserve">SOHEE: И аудит. Мы приедем к вам. Посмотрим склад, документы, обучение. Без предупреждения.</w:t>
-      </w:r>
-    </w:p>
-    <w:p>
-      <w:pPr>
-        <w:pStyle w:val="BodyText"/>
-      </w:pPr>
-      <w:r>
-        <w:t xml:space="preserve">IRINA: Без предупреждения — это хорошо. Значит, всё всегда должно быть готово. Я так люблю.</w:t>
-      </w:r>
-    </w:p>
-    <w:p>
-      <w:pPr>
-        <w:pStyle w:val="BodyText"/>
-      </w:pPr>
-      <w:r>
-        <w:t xml:space="preserve">DOYUN: Президент говорит: пять условий. Записали?</w:t>
-      </w:r>
-    </w:p>
-    <w:p>
-      <w:pPr>
-        <w:pStyle w:val="BodyText"/>
-      </w:pPr>
-      <w:r>
-        <w:t xml:space="preserve">ALEKSEY: Записал. Эксклюзивность три года с продлением. Удостоверение ваше, мы представитель, расходы возвращаются, если не по нашей вине. Цена двадцать восемь. Пять тысяч в первый год. Качество и аудит.</w:t>
-      </w:r>
-    </w:p>
-    <w:p>
-      <w:pPr>
-        <w:pStyle w:val="BodyText"/>
-      </w:pPr>
-      <w:r>
-        <w:t xml:space="preserve">DOYUN: Он говорит: правильно. А теперь ваш вопрос. Тот, вчерашний. Можно.</w:t>
+        <w:t xml:space="preserve">SOHEE: Двадцать восемь — это европейская цена. Для России я не знаю, рынок новый.</w:t>
+      </w:r>
+    </w:p>
+    <w:p>
+      <w:pPr>
+        <w:pStyle w:val="BodyText"/>
+      </w:pPr>
+      <w:r>
+        <w:t xml:space="preserve">DOYUN: Президент говорит, что двадцать восемь — правильно. Но он хочет знать, сколько будет стоить шприц у врача.</w:t>
+      </w:r>
+    </w:p>
+    <w:p>
+      <w:pPr>
+        <w:pStyle w:val="BodyText"/>
+      </w:pPr>
+      <w:r>
+        <w:t xml:space="preserve">ALEKSEY: Девять тысяч рублей, это примерно сто долларов. Европейские стоят в полтора-два раза дороже.</w:t>
+      </w:r>
+    </w:p>
+    <w:p>
+      <w:pPr>
+        <w:pStyle w:val="BodyText"/>
+      </w:pPr>
+      <w:r>
+        <w:t xml:space="preserve">DOYUN: Он спрашивает, почему не дешевле, ведь дешевле — значит больше продаж.</w:t>
+      </w:r>
+    </w:p>
+    <w:p>
+      <w:pPr>
+        <w:pStyle w:val="BodyText"/>
+      </w:pPr>
+      <w:r>
+        <w:t xml:space="preserve">ALEKSEY: Потому что в цену входит обучение. И гиалуронидаза, которая всегда есть на складе. И человек, который приедет, если у врача осложнение. Всё это стоит денег, и врач это прекрасно знает, поэтому он готов платить.</w:t>
+      </w:r>
+    </w:p>
+    <w:p>
+      <w:pPr>
+        <w:pStyle w:val="BodyText"/>
+      </w:pPr>
+      <w:r>
+        <w:t xml:space="preserve">IRINA: Это три строки в моей таблице: обучение, страховой запас и выезды. Без них маржа выше, но я их не убираю, потому что без них мы станем Стасом с регистрацией. А этого я не допущу.</w:t>
+      </w:r>
+    </w:p>
+    <w:p>
+      <w:pPr>
+        <w:pStyle w:val="BodyText"/>
+      </w:pPr>
+      <w:r>
+        <w:t xml:space="preserve">DOYUN: Он говорит: хорошо. Самая дешёвая цена всё равно будет у Стаса, и с ним он не конкурирует.</w:t>
+      </w:r>
+    </w:p>
+    <w:p>
+      <w:pPr>
+        <w:pStyle w:val="BodyText"/>
+      </w:pPr>
+      <w:r>
+        <w:t xml:space="preserve">ALEKSEY: Мы тоже не хотим с ним конкурировать. Мы хотим, чтобы врач выбирал между нами и европейцами, а не между нами и чемоданом. Чемодан всегда будет дешевле. Но у чемодана нет телефона, и ночью ему никто не позвонит.</w:t>
+      </w:r>
+    </w:p>
+    <w:p>
+      <w:pPr>
+        <w:pStyle w:val="BodyText"/>
+      </w:pPr>
+      <w:r>
+        <w:t xml:space="preserve">DOYUN: Четвёртое условие: минимальный заказ после регистрации. Он говорит, что в первый год это пять тысяч шприцев.</w:t>
+      </w:r>
+    </w:p>
+    <w:p>
+      <w:pPr>
+        <w:pStyle w:val="BodyText"/>
+      </w:pPr>
+      <w:r>
+        <w:t xml:space="preserve">IRINA: Пять тысяч — это сто сорок тысяч долларов. Для нас это много, но реально, если регистрация будет вовремя. Если же мы опоздаем на полгода, этот заказ станет проблемой, и это нужно понимать заранее.</w:t>
+      </w:r>
+    </w:p>
+    <w:p>
+      <w:pPr>
+        <w:pStyle w:val="BodyText"/>
+      </w:pPr>
+      <w:r>
+        <w:t xml:space="preserve">ALEKSEY: А сколько будет во второй год?</w:t>
+      </w:r>
+    </w:p>
+    <w:p>
+      <w:pPr>
+        <w:pStyle w:val="BodyText"/>
+      </w:pPr>
+      <w:r>
+        <w:t xml:space="preserve">DOYUN: Он говорит, что второй год вы назовёте сами, по результатам первого. Заранее он цифры не придумывает.</w:t>
+      </w:r>
+    </w:p>
+    <w:p>
+      <w:pPr>
+        <w:pStyle w:val="BodyText"/>
+      </w:pPr>
+      <w:r>
+        <w:t xml:space="preserve">IRINA: Мне очень нравится этот подход. Цифры, придуманные заранее, — это салфетка.</w:t>
+      </w:r>
+    </w:p>
+    <w:p>
+      <w:pPr>
+        <w:pStyle w:val="BodyText"/>
+      </w:pPr>
+      <w:r>
+        <w:t xml:space="preserve">SOHEE: Салфетка? Я опять не поняла это слово.</w:t>
+      </w:r>
+    </w:p>
+    <w:p>
+      <w:pPr>
+        <w:pStyle w:val="BodyText"/>
+      </w:pPr>
+      <w:r>
+        <w:t xml:space="preserve">DOYUN: Президент тоже не понял про салфетку, поэтому я объясню вам обоим потом.</w:t>
+      </w:r>
+    </w:p>
+    <w:p>
+      <w:pPr>
+        <w:pStyle w:val="BodyText"/>
+      </w:pPr>
+      <w:r>
+        <w:t xml:space="preserve">SOHEE: Пятое условие — моё, качество. Вы — уполномоченный представитель, вы отвечаете в России. Жалобы — к нам в двадцать четыре часа. Не через неделю. Не через месяц. Двадцать четыре часа, это очень важно.</w:t>
+      </w:r>
+    </w:p>
+    <w:p>
+      <w:pPr>
+        <w:pStyle w:val="BodyText"/>
+      </w:pPr>
+      <w:r>
+        <w:t xml:space="preserve">ALEKSEY: Двадцать четыре часа. Я согласен.</w:t>
+      </w:r>
+    </w:p>
+    <w:p>
+      <w:pPr>
+        <w:pStyle w:val="BodyText"/>
+      </w:pPr>
+      <w:r>
+        <w:t xml:space="preserve">DOYUN: Двадцать четыре часа — это и в выходные, и даже в Новый год. Он просит это записать.</w:t>
+      </w:r>
+    </w:p>
+    <w:p>
+      <w:pPr>
+        <w:pStyle w:val="BodyText"/>
+      </w:pPr>
+      <w:r>
+        <w:t xml:space="preserve">SOHEE: Склад: температура от двух до двадцати пяти градусов. Журнал каждый день, как наш пол.</w:t>
+      </w:r>
+    </w:p>
+    <w:p>
+      <w:pPr>
+        <w:pStyle w:val="BodyText"/>
+      </w:pPr>
+      <w:r>
+        <w:t xml:space="preserve">ALEKSEY: Как ваш пол, понимаю. Журнал каждый день.</w:t>
+      </w:r>
+    </w:p>
+    <w:p>
+      <w:pPr>
+        <w:pStyle w:val="BodyText"/>
+      </w:pPr>
+      <w:r>
+        <w:t xml:space="preserve">SOHEE: И аудит. Мы приедем к вам и посмотрим склад, документы, обучение, без предупреждения.</w:t>
+      </w:r>
+    </w:p>
+    <w:p>
+      <w:pPr>
+        <w:pStyle w:val="BodyText"/>
+      </w:pPr>
+      <w:r>
+        <w:t xml:space="preserve">IRINA: Без предупреждения — это хорошо, потому что тогда всё всегда должно быть готово. Я так люблю.</w:t>
+      </w:r>
+    </w:p>
+    <w:p>
+      <w:pPr>
+        <w:pStyle w:val="BodyText"/>
+      </w:pPr>
+      <w:r>
+        <w:t xml:space="preserve">DOYUN: Президент говорит: пять условий. Вы всё записали?</w:t>
+      </w:r>
+    </w:p>
+    <w:p>
+      <w:pPr>
+        <w:pStyle w:val="BodyText"/>
+      </w:pPr>
+      <w:r>
+        <w:t xml:space="preserve">ALEKSEY: Записал. Эксклюзивность три года с продлением. Удостоверение ваше, мы представитель, расходы возвращаются, если не по нашей вине. Цена двадцать восемь. Пять тысяч в первый год. Качество и аудит. Я прочитаю это вслух ещё раз вечером.</w:t>
+      </w:r>
+    </w:p>
+    <w:p>
+      <w:pPr>
+        <w:pStyle w:val="BodyText"/>
+      </w:pPr>
+      <w:r>
+        <w:t xml:space="preserve">DOYUN: Он говорит, что всё правильно. А теперь ваш вопрос, тот, вчерашний. Сейчас можно.</w:t>
       </w:r>
     </w:p>
     <w:bookmarkEnd w:id="23"/>
@@ -883,31 +883,31 @@
         <w:pStyle w:val="FirstParagraph"/>
       </w:pPr>
       <w:r>
-        <w:t xml:space="preserve">ALEKSEY: Отсрочка платежа. Мы не можем заплатить за первый контейнер заранее.</w:t>
-      </w:r>
-    </w:p>
-    <w:p>
-      <w:pPr>
-        <w:pStyle w:val="BodyText"/>
-      </w:pPr>
-      <w:r>
-        <w:t xml:space="preserve">IRINA: Кассовый разрыв — семнадцать миллионов. С предоплатой контейнера — тридцать.</w:t>
-      </w:r>
-    </w:p>
-    <w:p>
-      <w:pPr>
-        <w:pStyle w:val="BodyText"/>
-      </w:pPr>
-      <w:r>
-        <w:t xml:space="preserve">DOYUN: Президент спрашивает: сколько дней отсрочки вы хотите?</w:t>
-      </w:r>
-    </w:p>
-    <w:p>
-      <w:pPr>
-        <w:pStyle w:val="BodyText"/>
-      </w:pPr>
-      <w:r>
-        <w:t xml:space="preserve">ALEKSEY: Девяносто дней. После поступления товара на склад.</w:t>
+        <w:t xml:space="preserve">ALEKSEY: Отсрочка платежа. Мы не можем заплатить за первый контейнер заранее, это просто невозможно.</w:t>
+      </w:r>
+    </w:p>
+    <w:p>
+      <w:pPr>
+        <w:pStyle w:val="BodyText"/>
+      </w:pPr>
+      <w:r>
+        <w:t xml:space="preserve">IRINA: Кассовый разрыв у нас семнадцать миллионов, а с предоплатой контейнера будет тридцать.</w:t>
+      </w:r>
+    </w:p>
+    <w:p>
+      <w:pPr>
+        <w:pStyle w:val="BodyText"/>
+      </w:pPr>
+      <w:r>
+        <w:t xml:space="preserve">DOYUN: Президент спрашивает, сколько дней отсрочки вы хотите.</w:t>
+      </w:r>
+    </w:p>
+    <w:p>
+      <w:pPr>
+        <w:pStyle w:val="BodyText"/>
+      </w:pPr>
+      <w:r>
+        <w:t xml:space="preserve">ALEKSEY: Девяносто дней после поступления товара на склад.</w:t>
       </w:r>
     </w:p>
     <w:p>
@@ -923,79 +923,79 @@
         <w:pStyle w:val="BodyText"/>
       </w:pPr>
       <w:r>
-        <w:t xml:space="preserve">ALEKSEY: А доверие — когда?</w:t>
-      </w:r>
-    </w:p>
-    <w:p>
-      <w:pPr>
-        <w:pStyle w:val="BodyText"/>
-      </w:pPr>
-      <w:r>
-        <w:t xml:space="preserve">DOYUN: Он говорит: «Доверие — не дата. Это не пункт договора. Я не могу написать его в таблицу вашего финансового директора. Доверие пишут не ручкой, а годами работы».</w:t>
-      </w:r>
-    </w:p>
-    <w:p>
-      <w:pPr>
-        <w:pStyle w:val="BodyText"/>
-      </w:pPr>
-      <w:r>
-        <w:t xml:space="preserve">IRINA: Я могу сделать для доверия отдельную строку. Но вы правы. Цифры там не будет.</w:t>
-      </w:r>
-    </w:p>
-    <w:p>
-      <w:pPr>
-        <w:pStyle w:val="BodyText"/>
-      </w:pPr>
-      <w:r>
-        <w:t xml:space="preserve">DOYUN: Президент смеётся. Он говорит, что ваш финансовый директор ему нравится.</w:t>
-      </w:r>
-    </w:p>
-    <w:p>
-      <w:pPr>
-        <w:pStyle w:val="BodyText"/>
-      </w:pPr>
-      <w:r>
-        <w:t xml:space="preserve">ALEKSEY: Без отсрочки мы не начнём. Даже с квартирой в залоге не хватит.</w:t>
-      </w:r>
-    </w:p>
-    <w:p>
-      <w:pPr>
-        <w:pStyle w:val="BodyText"/>
-      </w:pPr>
-      <w:r>
-        <w:t xml:space="preserve">DOYUN: Он спрашивает: вы закладываете квартиру?</w:t>
-      </w:r>
-    </w:p>
-    <w:p>
-      <w:pPr>
-        <w:pStyle w:val="BodyText"/>
-      </w:pPr>
-      <w:r>
-        <w:t xml:space="preserve">ALEKSEY: Да. Она у меня своя. Десять лет копил. Ирина говорит, что этого мало.</w:t>
-      </w:r>
-    </w:p>
-    <w:p>
-      <w:pPr>
-        <w:pStyle w:val="BodyText"/>
-      </w:pPr>
-      <w:r>
-        <w:t xml:space="preserve">IRINA: Этого мало. Это не моё мнение. Это таблица.</w:t>
-      </w:r>
-    </w:p>
-    <w:p>
-      <w:pPr>
-        <w:pStyle w:val="BodyText"/>
-      </w:pPr>
-      <w:r>
-        <w:t xml:space="preserve">DOYUN: Он говорит: «Вы рискуете крышей. Я — одним контейнером. Ваш риск больше».</w:t>
-      </w:r>
-    </w:p>
-    <w:p>
-      <w:pPr>
-        <w:pStyle w:val="BodyText"/>
-      </w:pPr>
-      <w:r>
-        <w:t xml:space="preserve">ALEKSEY: Значит, вы дадите отсрочку?</w:t>
+        <w:t xml:space="preserve">ALEKSEY: А когда же наступит доверие?</w:t>
+      </w:r>
+    </w:p>
+    <w:p>
+      <w:pPr>
+        <w:pStyle w:val="BodyText"/>
+      </w:pPr>
+      <w:r>
+        <w:t xml:space="preserve">DOYUN: Он говорит: «Доверие — не дата. Это не пункт договора. Я не могу написать его в таблицу вашего финансового директора. Доверие пишут не ручкой, а годами работы». Он говорит это спокойно, без обиды.</w:t>
+      </w:r>
+    </w:p>
+    <w:p>
+      <w:pPr>
+        <w:pStyle w:val="BodyText"/>
+      </w:pPr>
+      <w:r>
+        <w:t xml:space="preserve">IRINA: Я могу сделать для доверия отдельную строку. Но вы правы: цифры там не будет.</w:t>
+      </w:r>
+    </w:p>
+    <w:p>
+      <w:pPr>
+        <w:pStyle w:val="BodyText"/>
+      </w:pPr>
+      <w:r>
+        <w:t xml:space="preserve">DOYUN: Президент смеётся и говорит, что ваш финансовый директор ему нравится.</w:t>
+      </w:r>
+    </w:p>
+    <w:p>
+      <w:pPr>
+        <w:pStyle w:val="BodyText"/>
+      </w:pPr>
+      <w:r>
+        <w:t xml:space="preserve">ALEKSEY: Но без отсрочки мы не начнём. Даже с квартирой в залоге денег не хватит.</w:t>
+      </w:r>
+    </w:p>
+    <w:p>
+      <w:pPr>
+        <w:pStyle w:val="BodyText"/>
+      </w:pPr>
+      <w:r>
+        <w:t xml:space="preserve">DOYUN: Он спрашивает: вы правда закладываете свою квартиру?</w:t>
+      </w:r>
+    </w:p>
+    <w:p>
+      <w:pPr>
+        <w:pStyle w:val="BodyText"/>
+      </w:pPr>
+      <w:r>
+        <w:t xml:space="preserve">ALEKSEY: Да, она у меня своя, я десять лет на неё копил. Но Ирина говорит, что этого мало.</w:t>
+      </w:r>
+    </w:p>
+    <w:p>
+      <w:pPr>
+        <w:pStyle w:val="BodyText"/>
+      </w:pPr>
+      <w:r>
+        <w:t xml:space="preserve">IRINA: Этого мало. И это не моё мнение, это таблица.</w:t>
+      </w:r>
+    </w:p>
+    <w:p>
+      <w:pPr>
+        <w:pStyle w:val="BodyText"/>
+      </w:pPr>
+      <w:r>
+        <w:t xml:space="preserve">DOYUN: Он говорит: «Вы рискуете крышей, а я — одним контейнером. Ваш риск больше».</w:t>
+      </w:r>
+    </w:p>
+    <w:p>
+      <w:pPr>
+        <w:pStyle w:val="BodyText"/>
+      </w:pPr>
+      <w:r>
+        <w:t xml:space="preserve">ALEKSEY: Значит, вы всё-таки дадите нам отсрочку?</w:t>
       </w:r>
     </w:p>
     <w:p>
@@ -1011,23 +1011,23 @@
         <w:pStyle w:val="BodyText"/>
       </w:pPr>
       <w:r>
-        <w:t xml:space="preserve">ALEKSEY: Регистрация — это полтора года. Нам нужно знать раньше.</w:t>
-      </w:r>
-    </w:p>
-    <w:p>
-      <w:pPr>
-        <w:pStyle w:val="BodyText"/>
-      </w:pPr>
-      <w:r>
-        <w:t xml:space="preserve">DOYUN: Алексей Николаевич. Он только что сказал «будет». Не «нет». По-корейски это очень много.</w:t>
-      </w:r>
-    </w:p>
-    <w:p>
-      <w:pPr>
-        <w:pStyle w:val="BodyText"/>
-      </w:pPr>
-      <w:r>
-        <w:t xml:space="preserve">ALEKSEY: Простите. Я опять тороплюсь.</w:t>
+        <w:t xml:space="preserve">ALEKSEY: Но регистрация — это полтора года, а нам нужно знать раньше.</w:t>
+      </w:r>
+    </w:p>
+    <w:p>
+      <w:pPr>
+        <w:pStyle w:val="BodyText"/>
+      </w:pPr>
+      <w:r>
+        <w:t xml:space="preserve">DOYUN: Алексей Николаевич, он только что сказал «будет», а не «нет». По-корейски это очень много, поверьте мне.</w:t>
+      </w:r>
+    </w:p>
+    <w:p>
+      <w:pPr>
+        <w:pStyle w:val="BodyText"/>
+      </w:pPr>
+      <w:r>
+        <w:t xml:space="preserve">ALEKSEY: Простите, я опять тороплюсь.</w:t>
       </w:r>
     </w:p>
     <w:p>
@@ -1043,31 +1043,31 @@
         <w:pStyle w:val="BodyText"/>
       </w:pPr>
       <w:r>
-        <w:t xml:space="preserve">SOHEE: Я скажу одно. Досье и образцы для испытаний — бесплатно. Это помогает вашей таблице.</w:t>
-      </w:r>
-    </w:p>
-    <w:p>
-      <w:pPr>
-        <w:pStyle w:val="BodyText"/>
-      </w:pPr>
-      <w:r>
-        <w:t xml:space="preserve">IRINA: Помогает. Минус полтора миллиона. Спасибо, госпожа Чон.</w:t>
-      </w:r>
-    </w:p>
-    <w:p>
-      <w:pPr>
-        <w:pStyle w:val="BodyText"/>
-      </w:pPr>
-      <w:r>
-        <w:t xml:space="preserve">DOYUN: Президент говорит: это не подарок. Это инвестиция в регистрацию. Его регистрацию. Он же держатель.</w:t>
-      </w:r>
-    </w:p>
-    <w:p>
-      <w:pPr>
-        <w:pStyle w:val="BodyText"/>
-      </w:pPr>
-      <w:r>
-        <w:t xml:space="preserve">ALEKSEY: Тогда это честно. Ваша регистрация — ваши образцы.</w:t>
+        <w:t xml:space="preserve">SOHEE: Я скажу одно: досье и образцы для испытаний — бесплатно. Это помогает вашей таблице.</w:t>
+      </w:r>
+    </w:p>
+    <w:p>
+      <w:pPr>
+        <w:pStyle w:val="BodyText"/>
+      </w:pPr>
+      <w:r>
+        <w:t xml:space="preserve">IRINA: Очень помогает, минус полтора миллиона. Спасибо, госпожа Чон.</w:t>
+      </w:r>
+    </w:p>
+    <w:p>
+      <w:pPr>
+        <w:pStyle w:val="BodyText"/>
+      </w:pPr>
+      <w:r>
+        <w:t xml:space="preserve">DOYUN: Президент говорит, что это не подарок, а инвестиция в регистрацию, в его регистрацию, потому что он держатель.</w:t>
+      </w:r>
+    </w:p>
+    <w:p>
+      <w:pPr>
+        <w:pStyle w:val="BodyText"/>
+      </w:pPr>
+      <w:r>
+        <w:t xml:space="preserve">ALEKSEY: Тогда это честно: ваша регистрация — ваши образцы.</w:t>
       </w:r>
     </w:p>
     <w:p>
@@ -1105,119 +1105,119 @@
         <w:pStyle w:val="FirstParagraph"/>
       </w:pPr>
       <w:r>
-        <w:t xml:space="preserve">SOHEE: Алексей-сси, протокол. Президент подписал. Пять условий. Шестое — пустая строка.</w:t>
-      </w:r>
-    </w:p>
-    <w:p>
-      <w:pPr>
-        <w:pStyle w:val="BodyText"/>
-      </w:pPr>
-      <w:r>
-        <w:t xml:space="preserve">ALEKSEY: Пустая строка. Ирина будет счастлива. Она любит пустые строки, потому что их можно заполнить.</w:t>
-      </w:r>
-    </w:p>
-    <w:p>
-      <w:pPr>
-        <w:pStyle w:val="BodyText"/>
-      </w:pPr>
-      <w:r>
-        <w:t xml:space="preserve">DOYUN: Вы улетаете завтра?</w:t>
-      </w:r>
-    </w:p>
-    <w:p>
-      <w:pPr>
-        <w:pStyle w:val="BodyText"/>
-      </w:pPr>
-      <w:r>
-        <w:t xml:space="preserve">ALEKSEY: Завтра утром. И сразу к отцу. Я обещал президенту.</w:t>
-      </w:r>
-    </w:p>
-    <w:p>
-      <w:pPr>
-        <w:pStyle w:val="BodyText"/>
-      </w:pPr>
-      <w:r>
-        <w:t xml:space="preserve">DOYUN: Он спросил меня: «Он скажет отцу?» Я ответил: «Русские обещания тяжёлые».</w:t>
-      </w:r>
-    </w:p>
-    <w:p>
-      <w:pPr>
-        <w:pStyle w:val="BodyText"/>
-      </w:pPr>
-      <w:r>
-        <w:t xml:space="preserve">ALEKSEY: Тяжёлые. Особенно это.</w:t>
-      </w:r>
-    </w:p>
-    <w:p>
-      <w:pPr>
-        <w:pStyle w:val="BodyText"/>
-      </w:pPr>
-      <w:r>
-        <w:t xml:space="preserve">DOYUN: Можно личный вопрос? Не как переводчик.</w:t>
-      </w:r>
-    </w:p>
-    <w:p>
-      <w:pPr>
-        <w:pStyle w:val="BodyText"/>
-      </w:pPr>
-      <w:r>
-        <w:t xml:space="preserve">ALEKSEY: Конечно.</w:t>
-      </w:r>
-    </w:p>
-    <w:p>
-      <w:pPr>
-        <w:pStyle w:val="BodyText"/>
-      </w:pPr>
-      <w:r>
-        <w:t xml:space="preserve">DOYUN: Ваш отец тоже инженер, как отец президента. Завод тоже закрылся. Вы думаете, он помоет пол?</w:t>
-      </w:r>
-    </w:p>
-    <w:p>
-      <w:pPr>
-        <w:pStyle w:val="BodyText"/>
-      </w:pPr>
-      <w:r>
-        <w:t xml:space="preserve">ALEKSEY: Не знаю. Скорее он скажет: «Ты с ума сошёл?» Это у нас вместо приветствия.</w:t>
-      </w:r>
-    </w:p>
-    <w:p>
-      <w:pPr>
-        <w:pStyle w:val="BodyText"/>
-      </w:pPr>
-      <w:r>
-        <w:t xml:space="preserve">DOYUN: А потом?</w:t>
-      </w:r>
-    </w:p>
-    <w:p>
-      <w:pPr>
-        <w:pStyle w:val="BodyText"/>
-      </w:pPr>
-      <w:r>
-        <w:t xml:space="preserve">ALEKSEY: Потом, может быть, починит что-нибудь. У нас отцы чинят, когда не могут сказать.</w:t>
-      </w:r>
-    </w:p>
-    <w:p>
-      <w:pPr>
-        <w:pStyle w:val="BodyText"/>
-      </w:pPr>
-      <w:r>
-        <w:t xml:space="preserve">DOYUN: А корейские отцы моют. Похоже.</w:t>
-      </w:r>
-    </w:p>
-    <w:p>
-      <w:pPr>
-        <w:pStyle w:val="BodyText"/>
-      </w:pPr>
-      <w:r>
-        <w:t xml:space="preserve">ALEKSEY: Доюн, спасибо за неделю. Без вас я бы ничего не понял. Ни чай, ни молчание, ни пустую строку. Я приехал за поставщиком, а уезжаю, кажется, с другом.</w:t>
-      </w:r>
-    </w:p>
-    <w:p>
-      <w:pPr>
-        <w:pStyle w:val="BodyText"/>
-      </w:pPr>
-      <w:r>
-        <w:t xml:space="preserve">DOYUN: Не за что. Пишите мне. По-русски. Мне нужна практика, а вам — переводчик, который не выбирает, что переводить. Удачного полёта, Алексей Николаевич. И передайте привет бабушке.</w:t>
+        <w:t xml:space="preserve">SOHEE: Алексей-сси, вот протокол. Президент подписал пять условий, а шестое — пустая строка.</w:t>
+      </w:r>
+    </w:p>
+    <w:p>
+      <w:pPr>
+        <w:pStyle w:val="BodyText"/>
+      </w:pPr>
+      <w:r>
+        <w:t xml:space="preserve">ALEKSEY: Пустая строка. Ирина будет счастлива: она любит пустые строки, потому что их можно заполнить.</w:t>
+      </w:r>
+    </w:p>
+    <w:p>
+      <w:pPr>
+        <w:pStyle w:val="BodyText"/>
+      </w:pPr>
+      <w:r>
+        <w:t xml:space="preserve">DOYUN: Вы ведь улетаете завтра?</w:t>
+      </w:r>
+    </w:p>
+    <w:p>
+      <w:pPr>
+        <w:pStyle w:val="BodyText"/>
+      </w:pPr>
+      <w:r>
+        <w:t xml:space="preserve">ALEKSEY: Завтра утром, и сразу поеду к отцу. Я обещал президенту.</w:t>
+      </w:r>
+    </w:p>
+    <w:p>
+      <w:pPr>
+        <w:pStyle w:val="BodyText"/>
+      </w:pPr>
+      <w:r>
+        <w:t xml:space="preserve">DOYUN: Он спросил меня: «Он скажет отцу?» И я ответил: «Русские обещания тяжёлые».</w:t>
+      </w:r>
+    </w:p>
+    <w:p>
+      <w:pPr>
+        <w:pStyle w:val="BodyText"/>
+      </w:pPr>
+      <w:r>
+        <w:t xml:space="preserve">ALEKSEY: Тяжёлые, это правда. Особенно это обещание.</w:t>
+      </w:r>
+    </w:p>
+    <w:p>
+      <w:pPr>
+        <w:pStyle w:val="BodyText"/>
+      </w:pPr>
+      <w:r>
+        <w:t xml:space="preserve">DOYUN: Можно личный вопрос? Не как переводчик, а просто как человек.</w:t>
+      </w:r>
+    </w:p>
+    <w:p>
+      <w:pPr>
+        <w:pStyle w:val="BodyText"/>
+      </w:pPr>
+      <w:r>
+        <w:t xml:space="preserve">ALEKSEY: Конечно, спрашивайте.</w:t>
+      </w:r>
+    </w:p>
+    <w:p>
+      <w:pPr>
+        <w:pStyle w:val="BodyText"/>
+      </w:pPr>
+      <w:r>
+        <w:t xml:space="preserve">DOYUN: Ваш отец тоже инженер, как отец президента, и его завод тоже закрылся. Вы думаете, он помоет пол?</w:t>
+      </w:r>
+    </w:p>
+    <w:p>
+      <w:pPr>
+        <w:pStyle w:val="BodyText"/>
+      </w:pPr>
+      <w:r>
+        <w:t xml:space="preserve">ALEKSEY: Не знаю. Скорее он скажет: «Ты с ума сошёл?» У нас в семье это вместо приветствия.</w:t>
+      </w:r>
+    </w:p>
+    <w:p>
+      <w:pPr>
+        <w:pStyle w:val="BodyText"/>
+      </w:pPr>
+      <w:r>
+        <w:t xml:space="preserve">DOYUN: А что будет потом?</w:t>
+      </w:r>
+    </w:p>
+    <w:p>
+      <w:pPr>
+        <w:pStyle w:val="BodyText"/>
+      </w:pPr>
+      <w:r>
+        <w:t xml:space="preserve">ALEKSEY: Потом, может быть, он что-нибудь починит. У нас отцы чинят, когда не могут сказать.</w:t>
+      </w:r>
+    </w:p>
+    <w:p>
+      <w:pPr>
+        <w:pStyle w:val="BodyText"/>
+      </w:pPr>
+      <w:r>
+        <w:t xml:space="preserve">DOYUN: А корейские отцы моют. Похоже, правда?</w:t>
+      </w:r>
+    </w:p>
+    <w:p>
+      <w:pPr>
+        <w:pStyle w:val="BodyText"/>
+      </w:pPr>
+      <w:r>
+        <w:t xml:space="preserve">ALEKSEY: Доюн, спасибо за эту неделю. Без вас я бы ничего не понял: ни чай, ни молчание, ни пустую строку. Я приехал за поставщиком, а уезжаю, кажется, с другом. Для меня это даже важнее, чем протокол.</w:t>
+      </w:r>
+    </w:p>
+    <w:p>
+      <w:pPr>
+        <w:pStyle w:val="BodyText"/>
+      </w:pPr>
+      <w:r>
+        <w:t xml:space="preserve">DOYUN: Не за что. Пишите мне, по-русски. Мне нужна практика, а вам — переводчик, который не выбирает, что переводить. Удачного полёта, Алексей Николаевич, и передайте привет бабушке. Скажите ей, что в Вонджу тоже моют пол.</w:t>
       </w:r>
     </w:p>
     <w:p>
@@ -2059,7 +2059,7 @@
         <w:t xml:space="preserve">“</w:t>
       </w:r>
       <w:r>
-        <w:t xml:space="preserve">Предлагаю так. Если вы прекращаете эксклюзивность без нашей вины, вы возвращаете нам расходы на регистрацию. Все, по документам. И мы остаёмся представителем, пока не передадим дела новому.</w:t>
+        <w:t xml:space="preserve">Предлагаю так. Если вы прекращаете эксклюзивность без нашей вины, вы возвращаете нам расходы на регистрацию. Все, по документам. И мы остаёмся представителем, пока не передадим дела новому. Так никто не потеряет ни денег, ни пациентов.</w:t>
       </w:r>
       <w:r>
         <w:t xml:space="preserve">”</w:t>
@@ -2308,6 +2308,44 @@
           </w:p>
         </w:tc>
       </w:tr>
+      <w:tr>
+        <w:tc>
+          <w:tcPr/>
+          <w:p>
+            <w:pPr>
+              <w:pStyle w:val="Compact"/>
+              <w:jc w:val="left"/>
+            </w:pPr>
+            <w:r>
+              <w:t xml:space="preserve">⑥ 효과</w:t>
+            </w:r>
+          </w:p>
+        </w:tc>
+        <w:tc>
+          <w:tcPr/>
+          <w:p>
+            <w:pPr>
+              <w:pStyle w:val="Compact"/>
+              <w:jc w:val="left"/>
+            </w:pPr>
+            <w:r>
+              <w:t xml:space="preserve">Так никто не потеряет ни денег, ни пациентов.</w:t>
+            </w:r>
+          </w:p>
+        </w:tc>
+        <w:tc>
+          <w:tcPr/>
+          <w:p>
+            <w:pPr>
+              <w:pStyle w:val="Compact"/>
+              <w:jc w:val="left"/>
+            </w:pPr>
+            <w:r>
+              <w:t xml:space="preserve">так(그렇게 하면) + никто не… ни…, ни… — 양측 이익 강조</w:t>
+            </w:r>
+          </w:p>
+        </w:tc>
+      </w:tr>
     </w:tbl>
     <w:p>
       <w:pPr>
@@ -2327,7 +2365,7 @@
         <w:t xml:space="preserve">“</w:t>
       </w:r>
       <w:r>
-        <w:t xml:space="preserve">Предлагаю так. Если вы…, вы… Все, по документам. И мы…, пока не…</w:t>
+        <w:t xml:space="preserve">Предлагаю так. Если вы…, вы… Все, по документам. И мы…, пока не… Так никто не потеряет ни…, ни…</w:t>
       </w:r>
       <w:r>
         <w:t xml:space="preserve">”</w:t>
@@ -2346,7 +2384,7 @@
         <w:t xml:space="preserve"> </w:t>
       </w:r>
       <w:r>
-        <w:t xml:space="preserve">если(만약) · по документам(증빙에 따라) · пока не(~할 때까지)</w:t>
+        <w:t xml:space="preserve">если(만약) · по документам(증빙에 따라) · пока не(~할 때까지) · ни…, ни…(~도 ~도 아닌)</w:t>
       </w:r>
       <w:r>
         <w:t xml:space="preserve"> </w:t>
@@ -2362,7 +2400,7 @@
         <w:t xml:space="preserve"> </w:t>
       </w:r>
       <w:r>
-        <w:t xml:space="preserve">공급사가 계약을 조기 해지할 경우의 보상을 제안하는 25~30단어 문장 만들기.</w:t>
+        <w:t xml:space="preserve">공급사가 계약을 조기 해지할 경우의 보상을 제안하는 30~50단어 발화 만들기.</w:t>
       </w:r>
     </w:p>
     <w:bookmarkEnd w:id="30"/>
@@ -2851,55 +2889,55 @@
         <w:pStyle w:val="FirstParagraph"/>
       </w:pPr>
       <w:r>
-        <w:t xml:space="preserve">도윤: 10시 정각. 대표님이 시계를 보고 웃으셨어요. 이번 주 처음이에요.</w:t>
-      </w:r>
-    </w:p>
-    <w:p>
-      <w:pPr>
-        <w:pStyle w:val="BodyText"/>
-      </w:pPr>
-      <w:r>
-        <w:t xml:space="preserve">알렉세이: 좋은 아침입니다, 대표님. 소주 없이. 그리고 식탁 위의 표도 없이.</w:t>
-      </w:r>
-    </w:p>
-    <w:p>
-      <w:pPr>
-        <w:pStyle w:val="BodyText"/>
-      </w:pPr>
-      <w:r>
-        <w:t xml:space="preserve">도윤: 오늘은 표를 꺼내도 된대요. 오늘은 식당이 아니라 사무실이니까.</w:t>
-      </w:r>
-    </w:p>
-    <w:p>
-      <w:pPr>
-        <w:pStyle w:val="BodyText"/>
-      </w:pPr>
-      <w:r>
-        <w:t xml:space="preserve">알렉세이: 그럼 꺼낼게요. 하지만 나중에. 먼저 대표님 조건부터.</w:t>
-      </w:r>
-    </w:p>
-    <w:p>
-      <w:pPr>
-        <w:pStyle w:val="BodyText"/>
-      </w:pPr>
-      <w:r>
-        <w:t xml:space="preserve">도윤: 맞대요. 먼저 듣고, 그다음 숫자를 보여 주는 거죠.</w:t>
-      </w:r>
-    </w:p>
-    <w:p>
-      <w:pPr>
-        <w:pStyle w:val="BodyText"/>
-      </w:pPr>
-      <w:r>
-        <w:t xml:space="preserve">소희: 나도 있어요. 등록 때문에. 내 러시아어 — 조금, 그래도 들어요.</w:t>
-      </w:r>
-    </w:p>
-    <w:p>
-      <w:pPr>
-        <w:pStyle w:val="BodyText"/>
-      </w:pPr>
-      <w:r>
-        <w:t xml:space="preserve">알렉세이: 고마워요, 정 팀장님. 팀장님 없으면 도시에를 이해 못 해요.</w:t>
+        <w:t xml:space="preserve">도윤: 10시 정각. 대표님이 시계를 보고 웃으셨는데, 이번 주 들어 처음이에요.</w:t>
+      </w:r>
+    </w:p>
+    <w:p>
+      <w:pPr>
+        <w:pStyle w:val="BodyText"/>
+      </w:pPr>
+      <w:r>
+        <w:t xml:space="preserve">알렉세이: 좋은 아침입니다, 대표님. 오늘은 소주 없이, 식탁 위의 표도 없이요.</w:t>
+      </w:r>
+    </w:p>
+    <w:p>
+      <w:pPr>
+        <w:pStyle w:val="BodyText"/>
+      </w:pPr>
+      <w:r>
+        <w:t xml:space="preserve">도윤: 오늘은 식당이 아니라 사무실이니까 표를 꺼내도 된대요.</w:t>
+      </w:r>
+    </w:p>
+    <w:p>
+      <w:pPr>
+        <w:pStyle w:val="BodyText"/>
+      </w:pPr>
+      <w:r>
+        <w:t xml:space="preserve">알렉세이: 그럼 꺼낼게요, 하지만 나중에요. 먼저 대표님 조건을 듣고 싶어요.</w:t>
+      </w:r>
+    </w:p>
+    <w:p>
+      <w:pPr>
+        <w:pStyle w:val="BodyText"/>
+      </w:pPr>
+      <w:r>
+        <w:t xml:space="preserve">도윤: 그게 맞대요: 먼저 듣고, 그다음 숫자를 보여 주는 거죠.</w:t>
+      </w:r>
+    </w:p>
+    <w:p>
+      <w:pPr>
+        <w:pStyle w:val="BodyText"/>
+      </w:pPr>
+      <w:r>
+        <w:t xml:space="preserve">소희: 나도 있어요, 등록 때문에. 내 러시아어 — 조금, 그래도 잘 들어요.</w:t>
+      </w:r>
+    </w:p>
+    <w:p>
+      <w:pPr>
+        <w:pStyle w:val="BodyText"/>
+      </w:pPr>
+      <w:r>
+        <w:t xml:space="preserve">알렉세이: 고마워요, 정 팀장님. 팀장님 없으면 도시에를 도저히 이해 못 해요.</w:t>
       </w:r>
     </w:p>
     <w:p>
@@ -2915,55 +2953,55 @@
         <w:pStyle w:val="BodyText"/>
       </w:pPr>
       <w:r>
-        <w:t xml:space="preserve">알렉세이: 다섯. 적을게요.</w:t>
-      </w:r>
-    </w:p>
-    <w:p>
-      <w:pPr>
-        <w:pStyle w:val="BodyText"/>
-      </w:pPr>
-      <w:r>
-        <w:t xml:space="preserve">도윤: 적으시래요. 말로 한 조건은 잊히고, 적은 조건은 남는다고요.</w:t>
-      </w:r>
-    </w:p>
-    <w:p>
-      <w:pPr>
-        <w:pStyle w:val="BodyText"/>
-      </w:pPr>
-      <w:r>
-        <w:t xml:space="preserve">알렉세이: 우리 할머니도 똑같이 말씀하셨을 거예요.</w:t>
-      </w:r>
-    </w:p>
-    <w:p>
-      <w:pPr>
-        <w:pStyle w:val="BodyText"/>
-      </w:pPr>
-      <w:r>
-        <w:t xml:space="preserve">도윤: 할머님이 이 건물에 오신 게 벌써 세 번째래요. 만나 뵙고 싶으시대요.</w:t>
-      </w:r>
-    </w:p>
-    <w:p>
-      <w:pPr>
-        <w:pStyle w:val="BodyText"/>
-      </w:pPr>
-      <w:r>
-        <w:t xml:space="preserve">알렉세이: 비행기를 안 타세요. 여든넷이시라. 그래도 전해 드릴게요.</w:t>
-      </w:r>
-    </w:p>
-    <w:p>
-      <w:pPr>
-        <w:pStyle w:val="BodyText"/>
-      </w:pPr>
-      <w:r>
-        <w:t xml:space="preserve">도윤: 그럼 언젠가 직접 찾아뵐지도 모르겠대요.</w:t>
-      </w:r>
-    </w:p>
-    <w:p>
-      <w:pPr>
-        <w:pStyle w:val="BodyText"/>
-      </w:pPr>
-      <w:r>
-        <w:t xml:space="preserve">알렉세이: 소스놉카에요? 툴라 근처 시골이에요. 호텔도 없어요.</w:t>
+        <w:t xml:space="preserve">알렉세이: 조건 다섯 개. 좋아요, 전부 적을게요.</w:t>
+      </w:r>
+    </w:p>
+    <w:p>
+      <w:pPr>
+        <w:pStyle w:val="BodyText"/>
+      </w:pPr>
+      <w:r>
+        <w:t xml:space="preserve">도윤: 적으시래요, 말로 한 조건은 잊히고 적은 조건은 남으니까요.</w:t>
+      </w:r>
+    </w:p>
+    <w:p>
+      <w:pPr>
+        <w:pStyle w:val="BodyText"/>
+      </w:pPr>
+      <w:r>
+        <w:t xml:space="preserve">알렉세이: 우리 할머니도 거의 똑같은 말로 그렇게 말씀하셨을 거예요.</w:t>
+      </w:r>
+    </w:p>
+    <w:p>
+      <w:pPr>
+        <w:pStyle w:val="BodyText"/>
+      </w:pPr>
+      <w:r>
+        <w:t xml:space="preserve">도윤: 할머님이 이 건물에 오신 게 벌써 세 번째라서, 만나 뵙고 싶으시대요.</w:t>
+      </w:r>
+    </w:p>
+    <w:p>
+      <w:pPr>
+        <w:pStyle w:val="BodyText"/>
+      </w:pPr>
+      <w:r>
+        <w:t xml:space="preserve">알렉세이: 할머니는 여든넷이셔서 비행기를 안 타세요. 그래도 꼭 전해 드릴게요.</w:t>
+      </w:r>
+    </w:p>
+    <w:p>
+      <w:pPr>
+        <w:pStyle w:val="BodyText"/>
+      </w:pPr>
+      <w:r>
+        <w:t xml:space="preserve">도윤: 그럼 언젠가 대표님이 직접 찾아뵐지도 모르겠대요.</w:t>
+      </w:r>
+    </w:p>
+    <w:p>
+      <w:pPr>
+        <w:pStyle w:val="BodyText"/>
+      </w:pPr>
+      <w:r>
+        <w:t xml:space="preserve">알렉세이: 소스놉카에요? 툴라 근처 작은 시골인데, 호텔도 없어요.</w:t>
       </w:r>
     </w:p>
     <w:bookmarkEnd w:id="33"/>
@@ -2981,15 +3019,15 @@
         <w:pStyle w:val="FirstParagraph"/>
       </w:pPr>
       <w:r>
-        <w:t xml:space="preserve">도윤: 첫째 조건: 러시아 독점. 선생님만. 다만 3년.</w:t>
-      </w:r>
-    </w:p>
-    <w:p>
-      <w:pPr>
-        <w:pStyle w:val="BodyText"/>
-      </w:pPr>
-      <w:r>
-        <w:t xml:space="preserve">알렉세이: 왜 3년이죠?</w:t>
+        <w:t xml:space="preserve">도윤: 첫째 조건: 러시아 독점. 선생님만, 다만 3년.</w:t>
+      </w:r>
+    </w:p>
+    <w:p>
+      <w:pPr>
+        <w:pStyle w:val="BodyText"/>
+      </w:pPr>
+      <w:r>
+        <w:t xml:space="preserve">알렉세이: 왜 5년이나 10년이 아니고 하필 3년이죠?</w:t>
       </w:r>
     </w:p>
     <w:p>
@@ -3005,39 +3043,39 @@
         <w:pStyle w:val="BodyText"/>
       </w:pPr>
       <w:r>
-        <w:t xml:space="preserve">알렉세이: 3년 안에 등록을 받고 잘 팔면요?</w:t>
-      </w:r>
-    </w:p>
-    <w:p>
-      <w:pPr>
-        <w:pStyle w:val="BodyText"/>
-      </w:pPr>
-      <w:r>
-        <w:t xml:space="preserve">도윤: 그럼 3년 더. 또 3년. 독점은 계약이 아니라 결과로 연장된대요.</w:t>
-      </w:r>
-    </w:p>
-    <w:p>
-      <w:pPr>
-        <w:pStyle w:val="BodyText"/>
-      </w:pPr>
-      <w:r>
-        <w:t xml:space="preserve">알렉세이: 어떤 결과요?</w:t>
-      </w:r>
-    </w:p>
-    <w:p>
-      <w:pPr>
-        <w:pStyle w:val="BodyText"/>
-      </w:pPr>
-      <w:r>
-        <w:t xml:space="preserve">소희: 등록 — 최대 24개월. 그다음 — 판매 계획. 숫자는 나중에.</w:t>
-      </w:r>
-    </w:p>
-    <w:p>
-      <w:pPr>
-        <w:pStyle w:val="BodyText"/>
-      </w:pPr>
-      <w:r>
-        <w:t xml:space="preserve">알렉세이: 24개월. 저희 등록 전문가는 18개월이래요. 여유가 있네요.</w:t>
+        <w:t xml:space="preserve">알렉세이: 3년 안에 등록을 받고 잘 팔기 시작하면요?</w:t>
+      </w:r>
+    </w:p>
+    <w:p>
+      <w:pPr>
+        <w:pStyle w:val="BodyText"/>
+      </w:pPr>
+      <w:r>
+        <w:t xml:space="preserve">도윤: 그럼 3년 더, 또 3년. 독점은 계약이 아니라 결과로 연장된대요.</w:t>
+      </w:r>
+    </w:p>
+    <w:p>
+      <w:pPr>
+        <w:pStyle w:val="BodyText"/>
+      </w:pPr>
+      <w:r>
+        <w:t xml:space="preserve">알렉세이: 어떤 결과를 말씀하시는 거죠?</w:t>
+      </w:r>
+    </w:p>
+    <w:p>
+      <w:pPr>
+        <w:pStyle w:val="BodyText"/>
+      </w:pPr>
+      <w:r>
+        <w:t xml:space="preserve">소희: 등록 — 최대 24개월, 그다음 판매 계획. 숫자는 나중에요.</w:t>
+      </w:r>
+    </w:p>
+    <w:p>
+      <w:pPr>
+        <w:pStyle w:val="BodyText"/>
+      </w:pPr>
+      <w:r>
+        <w:t xml:space="preserve">알렉세이: 24개월. 저희 등록 전문가는 18개월이라고 하니 여유가 있네요.</w:t>
       </w:r>
     </w:p>
     <w:p>
@@ -3053,15 +3091,15 @@
         <w:pStyle w:val="BodyText"/>
       </w:pPr>
       <w:r>
-        <w:t xml:space="preserve">알렉세이: 그분이에요. 올가 페트로브나. 어제 도시에 첫 부분을 읽었어요. 밤에.</w:t>
-      </w:r>
-    </w:p>
-    <w:p>
-      <w:pPr>
-        <w:pStyle w:val="BodyText"/>
-      </w:pPr>
-      <w:r>
-        <w:t xml:space="preserve">소희: 밤에? 벌써? 빠르네요.</w:t>
+        <w:t xml:space="preserve">알렉세이: 네, 그분이에요, 올가 페트로브나. 어제 도시에 첫 부분을 읽었는데, 그것도 밤에요.</w:t>
+      </w:r>
+    </w:p>
+    <w:p>
+      <w:pPr>
+        <w:pStyle w:val="BodyText"/>
+      </w:pPr>
+      <w:r>
+        <w:t xml:space="preserve">소희: 밤에? 벌써 읽었어요? 아주 빠르네요.</w:t>
       </w:r>
     </w:p>
     <w:p>
@@ -3077,7 +3115,7 @@
         <w:pStyle w:val="BodyText"/>
       </w:pPr>
       <w:r>
-        <w:t xml:space="preserve">소희: 네. 맞아요. 유럽 데이터 있어요. 작아요. 보낼게요.</w:t>
+        <w:t xml:space="preserve">소희: 네, 맞아요. 유럽 데이터 있어요, 작지만. 보낼게요.</w:t>
       </w:r>
     </w:p>
     <w:p>
@@ -3093,15 +3131,15 @@
         <w:pStyle w:val="BodyText"/>
       </w:pPr>
       <w:r>
-        <w:t xml:space="preserve">알렉세이: 저희 회사라고 생각했어요. 서류를 저희가 내니까요.</w:t>
-      </w:r>
-    </w:p>
-    <w:p>
-      <w:pPr>
-        <w:pStyle w:val="BodyText"/>
-      </w:pPr>
-      <w:r>
-        <w:t xml:space="preserve">소희: 아니요. 보유자 — 제조사. 세진. 당신은 — 공인 대리인. 그게 맞아요.</w:t>
+        <w:t xml:space="preserve">알렉세이: 서류를 저희가 내니까 저희 회사라고 생각했어요.</w:t>
+      </w:r>
+    </w:p>
+    <w:p>
+      <w:pPr>
+        <w:pStyle w:val="BodyText"/>
+      </w:pPr>
+      <w:r>
+        <w:t xml:space="preserve">소희: 아니요. 보유자는 제조사, 그러니까 세진. 당신은 공인 대리인. 그게 맞아요.</w:t>
       </w:r>
     </w:p>
     <w:p>
@@ -3117,31 +3155,31 @@
         <w:pStyle w:val="BodyText"/>
       </w:pPr>
       <w:r>
-        <w:t xml:space="preserve">소희: 네. 당신이 책임져요. 하지만 등록증은 — 우리 거.</w:t>
-      </w:r>
-    </w:p>
-    <w:p>
-      <w:pPr>
-        <w:pStyle w:val="BodyText"/>
-      </w:pPr>
-      <w:r>
-        <w:t xml:space="preserve">알렉세이: 그럼 저희에게 위험이 있어요. 1년 반과 600만 루블을 쓰는데 등록증은 귀사 것이 돼요. 3년 뒤 다른 유통사를 고르실 수 있죠. 다 차려진 밥상에.</w:t>
-      </w:r>
-    </w:p>
-    <w:p>
-      <w:pPr>
-        <w:pStyle w:val="BodyText"/>
-      </w:pPr>
-      <w:r>
-        <w:t xml:space="preserve">도윤: 대표님 말씀: 맞습니다. 그건 당신의 위험이에요. 이해하신대요.</w:t>
-      </w:r>
-    </w:p>
-    <w:p>
-      <w:pPr>
-        <w:pStyle w:val="BodyText"/>
-      </w:pPr>
-      <w:r>
-        <w:t xml:space="preserve">알렉세이: 그럼 어떻게 제안하세요?</w:t>
+        <w:t xml:space="preserve">소희: 네, 당신이 책임져요. 하지만 등록증은 우리 거.</w:t>
+      </w:r>
+    </w:p>
+    <w:p>
+      <w:pPr>
+        <w:pStyle w:val="BodyText"/>
+      </w:pPr>
+      <w:r>
+        <w:t xml:space="preserve">알렉세이: 그럼 저희에게 위험이 있어요. 1년 반과 600만 루블을 쓰는데 등록증은 귀사 것이 돼요. 3년 뒤 다른 유통사를 고르실 수 있고, 그 회사는 다 차려진 밥상에 앉게 되죠. 제 팀의 돈이니까 이건 솔직하게 말씀드려야 해요.</w:t>
+      </w:r>
+    </w:p>
+    <w:p>
+      <w:pPr>
+        <w:pStyle w:val="BodyText"/>
+      </w:pPr>
+      <w:r>
+        <w:t xml:space="preserve">도윤: 대표님 말씀: 맞습니다, 그건 당신의 위험이고 이해하신대요.</w:t>
+      </w:r>
+    </w:p>
+    <w:p>
+      <w:pPr>
+        <w:pStyle w:val="BodyText"/>
+      </w:pPr>
+      <w:r>
+        <w:t xml:space="preserve">알렉세이: 그럼 대표님은 어떻게 제안하세요?</w:t>
       </w:r>
     </w:p>
     <w:p>
@@ -3165,55 +3203,55 @@
         <w:pStyle w:val="BodyText"/>
       </w:pPr>
       <w:r>
-        <w:t xml:space="preserve">도윤: 돼요. 차를 따르시네요. 천천히 생각하라는 뜻이에요.</w:t>
-      </w:r>
-    </w:p>
-    <w:p>
-      <w:pPr>
-        <w:pStyle w:val="BodyText"/>
-      </w:pPr>
-      <w:r>
-        <w:t xml:space="preserve">알렉세이: 이렇게 제안합니다. 저희 잘못 없이 독점을 끝내시면 등록 비용을 돌려주시는 겁니다. 증빙대로 전부. 그리고 새 대리인에게 인계할 때까지 저희가 대리인으로 남고요.</w:t>
-      </w:r>
-    </w:p>
-    <w:p>
-      <w:pPr>
-        <w:pStyle w:val="BodyText"/>
-      </w:pPr>
-      <w:r>
-        <w:t xml:space="preserve">도윤: 대표님이 물으세요: 「저희 잘못 없이」 — 누구 잘못인지는 누가 정하죠?</w:t>
-      </w:r>
-    </w:p>
-    <w:p>
-      <w:pPr>
-        <w:pStyle w:val="BodyText"/>
-      </w:pPr>
-      <w:r>
-        <w:t xml:space="preserve">알렉세이: 계약서요. 목록: 24개월 안에 등록 실패, 계획 미달, 의사 아닌 사람에게 판매. 나머지는 저희 잘못이 아닙니다. 그리고 다툼이 없도록 목록은 짧게.</w:t>
-      </w:r>
-    </w:p>
-    <w:p>
-      <w:pPr>
-        <w:pStyle w:val="BodyText"/>
-      </w:pPr>
-      <w:r>
-        <w:t xml:space="preserve">소희: 의사 아닌 사람에게 판매 — 좋아요. 중요해요. 제일 먼저 적어요.</w:t>
-      </w:r>
-    </w:p>
-    <w:p>
-      <w:pPr>
-        <w:pStyle w:val="BodyText"/>
-      </w:pPr>
-      <w:r>
-        <w:t xml:space="preserve">도윤: 원칙적으로 동의하신대요. 법무팀이 쓸 거예요. 하지만 이유를 하나 더 추가하세요.</w:t>
-      </w:r>
-    </w:p>
-    <w:p>
-      <w:pPr>
-        <w:pStyle w:val="BodyText"/>
-      </w:pPr>
-      <w:r>
-        <w:t xml:space="preserve">알렉세이: 뭔데요?</w:t>
+        <w:t xml:space="preserve">도윤: 돼요. 차를 따르시는데, 천천히 생각하라는 뜻이에요.</w:t>
+      </w:r>
+    </w:p>
+    <w:p>
+      <w:pPr>
+        <w:pStyle w:val="BodyText"/>
+      </w:pPr>
+      <w:r>
+        <w:t xml:space="preserve">알렉세이: 이렇게 제안합니다. 저희 잘못 없이 독점을 끝내시면 등록 비용을 돌려주시는 겁니다. 증빙대로 전부. 그리고 새 대리인에게 인계할 때까지 저희가 대리인으로 남고요. 그러면 아무도 돈도, 환자도 잃지 않아요.</w:t>
+      </w:r>
+    </w:p>
+    <w:p>
+      <w:pPr>
+        <w:pStyle w:val="BodyText"/>
+      </w:pPr>
+      <w:r>
+        <w:t xml:space="preserve">도윤: 대표님이 물으세요: 「저희 잘못 없이」라는데, 누구 잘못인지는 누가 정하죠?</w:t>
+      </w:r>
+    </w:p>
+    <w:p>
+      <w:pPr>
+        <w:pStyle w:val="BodyText"/>
+      </w:pPr>
+      <w:r>
+        <w:t xml:space="preserve">알렉세이: 계약서요. 거기에 목록을 둘 거예요: 24개월 안에 등록 실패, 계획 미달, 의사 아닌 사람에게 판매. 나머지는 저희 잘못이 아닙니다. 그리고 나중에 다툼이 없도록 목록은 짧아야 해요.</w:t>
+      </w:r>
+    </w:p>
+    <w:p>
+      <w:pPr>
+        <w:pStyle w:val="BodyText"/>
+      </w:pPr>
+      <w:r>
+        <w:t xml:space="preserve">소희: 의사 아닌 사람에게 판매 — 좋아요, 중요해요. 그걸 첫째 항목으로 적어요.</w:t>
+      </w:r>
+    </w:p>
+    <w:p>
+      <w:pPr>
+        <w:pStyle w:val="BodyText"/>
+      </w:pPr>
+      <w:r>
+        <w:t xml:space="preserve">도윤: 원칙적으로 동의하시고 법무팀이 쓸 거래요. 하지만 이유를 하나 더 추가하세요.</w:t>
+      </w:r>
+    </w:p>
+    <w:p>
+      <w:pPr>
+        <w:pStyle w:val="BodyText"/>
+      </w:pPr>
+      <w:r>
+        <w:t xml:space="preserve">알렉세이: 무슨 이유를 더요?</w:t>
       </w:r>
     </w:p>
     <w:p>
@@ -3229,31 +3267,31 @@
         <w:pStyle w:val="BodyText"/>
       </w:pPr>
       <w:r>
-        <w:t xml:space="preserve">알렉세이: 동의합니다. 저희 규칙이기도 해요. 번호 없는 상자는 하나도 없습니다.</w:t>
-      </w:r>
-    </w:p>
-    <w:p>
-      <w:pPr>
-        <w:pStyle w:val="BodyText"/>
-      </w:pPr>
-      <w:r>
-        <w:t xml:space="preserve">소희: 일련번호는 우리가 확인해요. 원주에서. 상자마다.</w:t>
-      </w:r>
-    </w:p>
-    <w:p>
-      <w:pPr>
-        <w:pStyle w:val="BodyText"/>
-      </w:pPr>
-      <w:r>
-        <w:t xml:space="preserve">도윤: 그럼 둘째 조건은 끝났대요. 셋째로 갑니다. 가격.</w:t>
-      </w:r>
-    </w:p>
-    <w:p>
-      <w:pPr>
-        <w:pStyle w:val="BodyText"/>
-      </w:pPr>
-      <w:r>
-        <w:t xml:space="preserve">알렉세이: 잠깐만요. 먼저 저희 재무 이사를 불러도 될까요? 연결돼 있어요.</w:t>
+        <w:t xml:space="preserve">알렉세이: 동의합니다, 저희 규칙이기도 해요. 번호 없는 상자는 하나도 없습니다.</w:t>
+      </w:r>
+    </w:p>
+    <w:p>
+      <w:pPr>
+        <w:pStyle w:val="BodyText"/>
+      </w:pPr>
+      <w:r>
+        <w:t xml:space="preserve">소희: 일련번호는 우리가 직접 확인해요, 원주에서, 상자마다.</w:t>
+      </w:r>
+    </w:p>
+    <w:p>
+      <w:pPr>
+        <w:pStyle w:val="BodyText"/>
+      </w:pPr>
+      <w:r>
+        <w:t xml:space="preserve">도윤: 그럼 둘째 조건은 끝났고, 셋째로 간대요: 가격.</w:t>
+      </w:r>
+    </w:p>
+    <w:p>
+      <w:pPr>
+        <w:pStyle w:val="BodyText"/>
+      </w:pPr>
+      <w:r>
+        <w:t xml:space="preserve">알렉세이: 잠깐만요, 먼저 저희 재무 이사를 불러도 될까요? 지금 연결돼 있어요.</w:t>
       </w:r>
     </w:p>
     <w:bookmarkEnd w:id="34"/>
@@ -3271,7 +3309,7 @@
         <w:pStyle w:val="FirstParagraph"/>
       </w:pPr>
       <w:r>
-        <w:t xml:space="preserve">이리나: 좋은 아침입니다. 아니, 좋은 밤이네요. 재무 담당 이리나 벨로바입니다. 모스크바는 새벽 5시예요.</w:t>
+        <w:t xml:space="preserve">이리나: 좋은 아침입니다, 아니, 좋은 밤이네요. 재무 담당 이리나 벨로바입니다. 모스크바는 지금 새벽 5시예요.</w:t>
       </w:r>
     </w:p>
     <w:p>
@@ -3287,111 +3325,111 @@
         <w:pStyle w:val="BodyText"/>
       </w:pPr>
       <w:r>
-        <w:t xml:space="preserve">이리나: 4시에요. 표를 한 번 더 확인해야 했어요. 저는 늘 두 번 확인해요.</w:t>
-      </w:r>
-    </w:p>
-    <w:p>
-      <w:pPr>
-        <w:pStyle w:val="BodyText"/>
-      </w:pPr>
-      <w:r>
-        <w:t xml:space="preserve">도윤: 대표님도 그러신대요. 표에는 가격이 얼마로 돼 있냐고 물으세요.</w:t>
-      </w:r>
-    </w:p>
-    <w:p>
-      <w:pPr>
-        <w:pStyle w:val="BodyText"/>
-      </w:pPr>
-      <w:r>
-        <w:t xml:space="preserve">이리나: 주사기당 28달러, 원주 공장 인도 조건. 알렉세이 니콜라예비치가 그렇게 말했어요.</w:t>
-      </w:r>
-    </w:p>
-    <w:p>
-      <w:pPr>
-        <w:pStyle w:val="BodyText"/>
-      </w:pPr>
-      <w:r>
-        <w:t xml:space="preserve">소희: 28 — 유럽 가격. 러시아는 — 몰라요. 새 시장.</w:t>
-      </w:r>
-    </w:p>
-    <w:p>
-      <w:pPr>
-        <w:pStyle w:val="BodyText"/>
-      </w:pPr>
-      <w:r>
-        <w:t xml:space="preserve">도윤: 대표님 말씀: 28이 맞대요. 그런데 의사에게는 주사기가 얼마일지 알고 싶으시대요.</w:t>
-      </w:r>
-    </w:p>
-    <w:p>
-      <w:pPr>
-        <w:pStyle w:val="BodyText"/>
-      </w:pPr>
-      <w:r>
-        <w:t xml:space="preserve">알렉세이: 9천 루블이요. 약 100달러. 유럽산은 1.5~2배 비싸요.</w:t>
-      </w:r>
-    </w:p>
-    <w:p>
-      <w:pPr>
-        <w:pStyle w:val="BodyText"/>
-      </w:pPr>
-      <w:r>
-        <w:t xml:space="preserve">도윤: 왜 더 싸게 안 하냐고 물으세요. 싸면 더 팔리잖아요.</w:t>
-      </w:r>
-    </w:p>
-    <w:p>
-      <w:pPr>
-        <w:pStyle w:val="BodyText"/>
-      </w:pPr>
-      <w:r>
-        <w:t xml:space="preserve">알렉세이: 가격에 교육이 들어가니까요. 그리고 창고에 늘 있는 히알루로니다아제. 그리고 의사에게 합병증이 생기면 달려갈 사람. 그건 돈이 들고, 의사도 그걸 알아요.</w:t>
-      </w:r>
-    </w:p>
-    <w:p>
-      <w:pPr>
-        <w:pStyle w:val="BodyText"/>
-      </w:pPr>
-      <w:r>
-        <w:t xml:space="preserve">이리나: 제 표의 세 줄이에요. 교육, 안전 재고, 출장. 빼면 마진이 높아지지만 안 빼요. 그걸 빼면 우리는 등록증 가진 스타스가 돼요.</w:t>
-      </w:r>
-    </w:p>
-    <w:p>
-      <w:pPr>
-        <w:pStyle w:val="BodyText"/>
-      </w:pPr>
-      <w:r>
-        <w:t xml:space="preserve">도윤: 좋대요. 제일 싼 가격은 스타스에게 있을 거고, 그와는 경쟁하지 않으신대요.</w:t>
-      </w:r>
-    </w:p>
-    <w:p>
-      <w:pPr>
-        <w:pStyle w:val="BodyText"/>
-      </w:pPr>
-      <w:r>
-        <w:t xml:space="preserve">알렉세이: 저희도 원하지 않아요. 의사가 저희와 유럽산 중에서 고르게 하고 싶지, 저희와 여행 가방 중에서 고르게 하고 싶진 않아요. 가방은 늘 더 싸요. 하지만 가방엔 전화번호가 없죠.</w:t>
-      </w:r>
-    </w:p>
-    <w:p>
-      <w:pPr>
-        <w:pStyle w:val="BodyText"/>
-      </w:pPr>
-      <w:r>
-        <w:t xml:space="preserve">도윤: 넷째 조건. 등록 후 최소 주문량. 첫해 — 주사기 5천 개래요.</w:t>
-      </w:r>
-    </w:p>
-    <w:p>
-      <w:pPr>
-        <w:pStyle w:val="BodyText"/>
-      </w:pPr>
-      <w:r>
-        <w:t xml:space="preserve">이리나: 5천 개면 14만 달러예요. 저희에겐 크지만, 등록이 제때 되면 가능해요. 반년 늦어지면 그 주문이 문제가 되고요.</w:t>
-      </w:r>
-    </w:p>
-    <w:p>
-      <w:pPr>
-        <w:pStyle w:val="BodyText"/>
-      </w:pPr>
-      <w:r>
-        <w:t xml:space="preserve">알렉세이: 2년 차는요?</w:t>
+        <w:t xml:space="preserve">이리나: 4시에요, 표를 한 번 더 확인해야 했거든요. 저는 늘 두 번 확인해요.</w:t>
+      </w:r>
+    </w:p>
+    <w:p>
+      <w:pPr>
+        <w:pStyle w:val="BodyText"/>
+      </w:pPr>
+      <w:r>
+        <w:t xml:space="preserve">도윤: 대표님도 그러신대요. 그리고 표에는 가격이 얼마로 돼 있냐고 물으세요.</w:t>
+      </w:r>
+    </w:p>
+    <w:p>
+      <w:pPr>
+        <w:pStyle w:val="BodyText"/>
+      </w:pPr>
+      <w:r>
+        <w:t xml:space="preserve">이리나: 주사기당 28달러, 원주 공장 인도 조건이에요. 알렉세이 니콜라예비치가 그렇게 말했어요.</w:t>
+      </w:r>
+    </w:p>
+    <w:p>
+      <w:pPr>
+        <w:pStyle w:val="BodyText"/>
+      </w:pPr>
+      <w:r>
+        <w:t xml:space="preserve">소희: 28은 유럽 가격이에요. 러시아는 몰라요, 새 시장이라.</w:t>
+      </w:r>
+    </w:p>
+    <w:p>
+      <w:pPr>
+        <w:pStyle w:val="BodyText"/>
+      </w:pPr>
+      <w:r>
+        <w:t xml:space="preserve">도윤: 대표님 말씀이 28이 맞대요. 그런데 의사에게는 주사기가 얼마일지 알고 싶으시대요.</w:t>
+      </w:r>
+    </w:p>
+    <w:p>
+      <w:pPr>
+        <w:pStyle w:val="BodyText"/>
+      </w:pPr>
+      <w:r>
+        <w:t xml:space="preserve">알렉세이: 9천 루블, 약 100달러예요. 유럽산은 1.5~2배 비싸요.</w:t>
+      </w:r>
+    </w:p>
+    <w:p>
+      <w:pPr>
+        <w:pStyle w:val="BodyText"/>
+      </w:pPr>
+      <w:r>
+        <w:t xml:space="preserve">도윤: 왜 더 싸게 안 하냐고 물으세요, 싸면 더 팔리잖아요.</w:t>
+      </w:r>
+    </w:p>
+    <w:p>
+      <w:pPr>
+        <w:pStyle w:val="BodyText"/>
+      </w:pPr>
+      <w:r>
+        <w:t xml:space="preserve">알렉세이: 가격에 교육이 들어가니까요. 그리고 창고에 늘 있는 히알루로니다아제. 그리고 의사에게 합병증이 생기면 달려갈 사람. 그건 다 돈이 들고, 의사도 그걸 잘 알아서 기꺼이 내요.</w:t>
+      </w:r>
+    </w:p>
+    <w:p>
+      <w:pPr>
+        <w:pStyle w:val="BodyText"/>
+      </w:pPr>
+      <w:r>
+        <w:t xml:space="preserve">이리나: 제 표의 세 줄이에요: 교육, 안전 재고, 출장. 빼면 마진이 높아지지만 안 빼요, 그걸 빼면 우리는 등록증 가진 스타스가 되니까요. 그건 제가 허락 안 해요.</w:t>
+      </w:r>
+    </w:p>
+    <w:p>
+      <w:pPr>
+        <w:pStyle w:val="BodyText"/>
+      </w:pPr>
+      <w:r>
+        <w:t xml:space="preserve">도윤: 좋대요. 어차피 제일 싼 가격은 스타스에게 있을 거고, 그와는 경쟁하지 않으신대요.</w:t>
+      </w:r>
+    </w:p>
+    <w:p>
+      <w:pPr>
+        <w:pStyle w:val="BodyText"/>
+      </w:pPr>
+      <w:r>
+        <w:t xml:space="preserve">알렉세이: 저희도 그와 경쟁하고 싶지 않아요. 의사가 저희와 유럽산 중에서 고르게 하고 싶지, 저희와 여행 가방 중에서 고르게 하고 싶진 않아요. 가방은 늘 더 싸요. 하지만 가방엔 전화번호가 없고, 밤에 아무도 가방에 전화하지 않죠.</w:t>
+      </w:r>
+    </w:p>
+    <w:p>
+      <w:pPr>
+        <w:pStyle w:val="BodyText"/>
+      </w:pPr>
+      <w:r>
+        <w:t xml:space="preserve">도윤: 넷째 조건: 등록 후 최소 주문량. 첫해엔 주사기 5천 개래요.</w:t>
+      </w:r>
+    </w:p>
+    <w:p>
+      <w:pPr>
+        <w:pStyle w:val="BodyText"/>
+      </w:pPr>
+      <w:r>
+        <w:t xml:space="preserve">이리나: 5천 개면 14만 달러예요. 저희에겐 크지만, 등록이 제때 되면 가능해요. 하지만 반년 늦어지면 그 주문이 문제가 되니까 미리 알고 있어야 해요.</w:t>
+      </w:r>
+    </w:p>
+    <w:p>
+      <w:pPr>
+        <w:pStyle w:val="BodyText"/>
+      </w:pPr>
+      <w:r>
+        <w:t xml:space="preserve">알렉세이: 2년 차엔 얼마나 되죠?</w:t>
       </w:r>
     </w:p>
     <w:p>
@@ -3407,31 +3445,31 @@
         <w:pStyle w:val="BodyText"/>
       </w:pPr>
       <w:r>
-        <w:t xml:space="preserve">이리나: 그 방식 좋네요. 미리 지어낸 숫자는 냅킨이에요.</w:t>
-      </w:r>
-    </w:p>
-    <w:p>
-      <w:pPr>
-        <w:pStyle w:val="BodyText"/>
-      </w:pPr>
-      <w:r>
-        <w:t xml:space="preserve">소희: 냅킨? 나도 모르겠어요.</w:t>
-      </w:r>
-    </w:p>
-    <w:p>
-      <w:pPr>
-        <w:pStyle w:val="BodyText"/>
-      </w:pPr>
-      <w:r>
-        <w:t xml:space="preserve">도윤: 대표님도 냅킨을 이해 못 하셨어요. 나중에 설명할게요.</w:t>
-      </w:r>
-    </w:p>
-    <w:p>
-      <w:pPr>
-        <w:pStyle w:val="BodyText"/>
-      </w:pPr>
-      <w:r>
-        <w:t xml:space="preserve">소희: 다섯째 조건 — 내 거. 품질. 당신은 — 공인 대리인. 러시아에서 책임져요. 불만 — 24시간 안에 우리에게. 일주일 뒤 아니고. 한 달 뒤 아니고. 24시간.</w:t>
+        <w:t xml:space="preserve">이리나: 그 방식 정말 좋네요. 미리 지어낸 숫자는 냅킨이에요.</w:t>
+      </w:r>
+    </w:p>
+    <w:p>
+      <w:pPr>
+        <w:pStyle w:val="BodyText"/>
+      </w:pPr>
+      <w:r>
+        <w:t xml:space="preserve">소희: 냅킨? 이 단어 또 모르겠어요.</w:t>
+      </w:r>
+    </w:p>
+    <w:p>
+      <w:pPr>
+        <w:pStyle w:val="BodyText"/>
+      </w:pPr>
+      <w:r>
+        <w:t xml:space="preserve">도윤: 대표님도 냅킨을 이해 못 하셨으니, 나중에 두 분께 설명할게요.</w:t>
+      </w:r>
+    </w:p>
+    <w:p>
+      <w:pPr>
+        <w:pStyle w:val="BodyText"/>
+      </w:pPr>
+      <w:r>
+        <w:t xml:space="preserve">소희: 다섯째 조건은 내 거, 품질. 당신은 공인 대리인, 러시아에서 책임져요. 불만은 24시간 안에 우리에게. 일주일 뒤 아니고. 한 달 뒤 아니고. 24시간, 아주 중요해요.</w:t>
       </w:r>
     </w:p>
     <w:p>
@@ -3447,63 +3485,63 @@
         <w:pStyle w:val="BodyText"/>
       </w:pPr>
       <w:r>
-        <w:t xml:space="preserve">도윤: 24시간은 주말도요. 새해도요. 적어 달라고 하세요.</w:t>
-      </w:r>
-    </w:p>
-    <w:p>
-      <w:pPr>
-        <w:pStyle w:val="BodyText"/>
-      </w:pPr>
-      <w:r>
-        <w:t xml:space="preserve">소희: 창고 — 온도 2도에서 25도. 일지. 매일. 우리 바닥처럼.</w:t>
-      </w:r>
-    </w:p>
-    <w:p>
-      <w:pPr>
-        <w:pStyle w:val="BodyText"/>
-      </w:pPr>
-      <w:r>
-        <w:t xml:space="preserve">알렉세이: 귀사 바닥처럼. 매일 일지.</w:t>
-      </w:r>
-    </w:p>
-    <w:p>
-      <w:pPr>
-        <w:pStyle w:val="BodyText"/>
-      </w:pPr>
-      <w:r>
-        <w:t xml:space="preserve">소희: 그리고 감사. 우리가 가요. 창고, 서류, 교육 봐요. 예고 없이.</w:t>
-      </w:r>
-    </w:p>
-    <w:p>
-      <w:pPr>
-        <w:pStyle w:val="BodyText"/>
-      </w:pPr>
-      <w:r>
-        <w:t xml:space="preserve">이리나: 예고 없이 — 좋아요. 늘 모든 게 준비돼 있어야 한다는 뜻이니까요. 그런 거 좋아해요.</w:t>
-      </w:r>
-    </w:p>
-    <w:p>
-      <w:pPr>
-        <w:pStyle w:val="BodyText"/>
-      </w:pPr>
-      <w:r>
-        <w:t xml:space="preserve">도윤: 대표님 말씀: 조건 다섯. 적으셨어요?</w:t>
-      </w:r>
-    </w:p>
-    <w:p>
-      <w:pPr>
-        <w:pStyle w:val="BodyText"/>
-      </w:pPr>
-      <w:r>
-        <w:t xml:space="preserve">알렉세이: 적었습니다. 독점 3년, 연장 가능. 등록증은 귀사, 저희는 대리인, 저희 잘못이 아니면 비용 반환. 가격 28. 첫해 5천 개. 품질과 감사.</w:t>
-      </w:r>
-    </w:p>
-    <w:p>
-      <w:pPr>
-        <w:pStyle w:val="BodyText"/>
-      </w:pPr>
-      <w:r>
-        <w:t xml:space="preserve">도윤: 맞대요. 그럼 이제 선생님 질문. 어제 그 질문. 하셔도 된대요.</w:t>
+        <w:t xml:space="preserve">도윤: 24시간은 주말에도, 심지어 새해에도요. 적어 달라고 하세요.</w:t>
+      </w:r>
+    </w:p>
+    <w:p>
+      <w:pPr>
+        <w:pStyle w:val="BodyText"/>
+      </w:pPr>
+      <w:r>
+        <w:t xml:space="preserve">소희: 창고: 온도 2도에서 25도. 일지는 매일, 우리 바닥처럼.</w:t>
+      </w:r>
+    </w:p>
+    <w:p>
+      <w:pPr>
+        <w:pStyle w:val="BodyText"/>
+      </w:pPr>
+      <w:r>
+        <w:t xml:space="preserve">알렉세이: 귀사 바닥처럼, 알겠어요. 매일 일지.</w:t>
+      </w:r>
+    </w:p>
+    <w:p>
+      <w:pPr>
+        <w:pStyle w:val="BodyText"/>
+      </w:pPr>
+      <w:r>
+        <w:t xml:space="preserve">소희: 그리고 감사. 우리가 가서 창고, 서류, 교육을 봐요, 예고 없이.</w:t>
+      </w:r>
+    </w:p>
+    <w:p>
+      <w:pPr>
+        <w:pStyle w:val="BodyText"/>
+      </w:pPr>
+      <w:r>
+        <w:t xml:space="preserve">이리나: 예고 없이 — 좋아요, 그럼 늘 모든 게 준비돼 있어야 하니까요. 그런 거 좋아해요.</w:t>
+      </w:r>
+    </w:p>
+    <w:p>
+      <w:pPr>
+        <w:pStyle w:val="BodyText"/>
+      </w:pPr>
+      <w:r>
+        <w:t xml:space="preserve">도윤: 대표님 말씀: 조건 다섯. 다 적으셨어요?</w:t>
+      </w:r>
+    </w:p>
+    <w:p>
+      <w:pPr>
+        <w:pStyle w:val="BodyText"/>
+      </w:pPr>
+      <w:r>
+        <w:t xml:space="preserve">알렉세이: 적었습니다. 독점 3년, 연장 가능. 등록증은 귀사, 저희는 대리인, 저희 잘못이 아니면 비용 반환. 가격 28. 첫해 5천 개. 품질과 감사. 저녁에 한 번 더 소리 내서 읽어 볼게요.</w:t>
+      </w:r>
+    </w:p>
+    <w:p>
+      <w:pPr>
+        <w:pStyle w:val="BodyText"/>
+      </w:pPr>
+      <w:r>
+        <w:t xml:space="preserve">도윤: 다 맞대요. 그럼 이제 선생님 질문, 어제 그 질문이요. 지금은 하셔도 돼요.</w:t>
       </w:r>
     </w:p>
     <w:bookmarkEnd w:id="35"/>
@@ -3521,31 +3559,31 @@
         <w:pStyle w:val="FirstParagraph"/>
       </w:pPr>
       <w:r>
-        <w:t xml:space="preserve">알렉세이: 결제 유예요. 첫 컨테이너 대금을 미리 낼 수가 없어요.</w:t>
-      </w:r>
-    </w:p>
-    <w:p>
-      <w:pPr>
-        <w:pStyle w:val="BodyText"/>
-      </w:pPr>
-      <w:r>
-        <w:t xml:space="preserve">이리나: 현금 공백 1,700만 루블. 컨테이너 선불이면 3,000만.</w:t>
-      </w:r>
-    </w:p>
-    <w:p>
-      <w:pPr>
-        <w:pStyle w:val="BodyText"/>
-      </w:pPr>
-      <w:r>
-        <w:t xml:space="preserve">도윤: 대표님이 물으세요: 유예를 며칠 원하세요?</w:t>
-      </w:r>
-    </w:p>
-    <w:p>
-      <w:pPr>
-        <w:pStyle w:val="BodyText"/>
-      </w:pPr>
-      <w:r>
-        <w:t xml:space="preserve">알렉세이: 90일요. 창고 입고 후부터.</w:t>
+        <w:t xml:space="preserve">알렉세이: 결제 유예요. 첫 컨테이너 대금을 미리 낼 수가 없어요, 그건 그냥 불가능해요.</w:t>
+      </w:r>
+    </w:p>
+    <w:p>
+      <w:pPr>
+        <w:pStyle w:val="BodyText"/>
+      </w:pPr>
+      <w:r>
+        <w:t xml:space="preserve">이리나: 저희 현금 공백은 1,700만 루블인데, 컨테이너 선불이면 3,000만이 돼요.</w:t>
+      </w:r>
+    </w:p>
+    <w:p>
+      <w:pPr>
+        <w:pStyle w:val="BodyText"/>
+      </w:pPr>
+      <w:r>
+        <w:t xml:space="preserve">도윤: 대표님이 유예를 며칠 원하시냐고 물으세요.</w:t>
+      </w:r>
+    </w:p>
+    <w:p>
+      <w:pPr>
+        <w:pStyle w:val="BodyText"/>
+      </w:pPr>
+      <w:r>
+        <w:t xml:space="preserve">알렉세이: 창고 입고 후 90일요.</w:t>
       </w:r>
     </w:p>
     <w:p>
@@ -3561,63 +3599,63 @@
         <w:pStyle w:val="BodyText"/>
       </w:pPr>
       <w:r>
-        <w:t xml:space="preserve">알렉세이: 그럼 신뢰는 언제죠?</w:t>
-      </w:r>
-    </w:p>
-    <w:p>
-      <w:pPr>
-        <w:pStyle w:val="BodyText"/>
-      </w:pPr>
-      <w:r>
-        <w:t xml:space="preserve">도윤: 「신뢰는 날짜가 아닙니다. 계약 조항도 아니죠. 재무 이사님 표에 적을 수가 없어요. 신뢰는 펜이 아니라 몇 년의 일로 씁니다.」</w:t>
-      </w:r>
-    </w:p>
-    <w:p>
-      <w:pPr>
-        <w:pStyle w:val="BodyText"/>
-      </w:pPr>
-      <w:r>
-        <w:t xml:space="preserve">이리나: 신뢰용 줄을 따로 만들 수는 있어요. 하지만 맞아요. 거기엔 숫자가 없겠죠.</w:t>
-      </w:r>
-    </w:p>
-    <w:p>
-      <w:pPr>
-        <w:pStyle w:val="BodyText"/>
-      </w:pPr>
-      <w:r>
-        <w:t xml:space="preserve">도윤: 대표님이 웃으세요. 재무 이사님이 마음에 드신대요.</w:t>
-      </w:r>
-    </w:p>
-    <w:p>
-      <w:pPr>
-        <w:pStyle w:val="BodyText"/>
-      </w:pPr>
-      <w:r>
-        <w:t xml:space="preserve">알렉세이: 유예 없이는 시작 못 합니다. 아파트를 담보로 잡아도 모자라요.</w:t>
-      </w:r>
-    </w:p>
-    <w:p>
-      <w:pPr>
-        <w:pStyle w:val="BodyText"/>
-      </w:pPr>
-      <w:r>
-        <w:t xml:space="preserve">도윤: 아파트를 담보로 잡으시냐고 물으세요.</w:t>
-      </w:r>
-    </w:p>
-    <w:p>
-      <w:pPr>
-        <w:pStyle w:val="BodyText"/>
-      </w:pPr>
-      <w:r>
-        <w:t xml:space="preserve">알렉세이: 네. 제 집이에요. 10년 모았어요. 이리나는 그걸로도 모자라대요.</w:t>
-      </w:r>
-    </w:p>
-    <w:p>
-      <w:pPr>
-        <w:pStyle w:val="BodyText"/>
-      </w:pPr>
-      <w:r>
-        <w:t xml:space="preserve">이리나: 모자라요. 제 의견이 아니라 표예요.</w:t>
+        <w:t xml:space="preserve">알렉세이: 그럼 신뢰는 언제 생기죠?</w:t>
+      </w:r>
+    </w:p>
+    <w:p>
+      <w:pPr>
+        <w:pStyle w:val="BodyText"/>
+      </w:pPr>
+      <w:r>
+        <w:t xml:space="preserve">도윤: 「신뢰는 날짜가 아닙니다. 계약 조항도 아니죠. 재무 이사님 표에 적을 수가 없어요. 신뢰는 펜이 아니라 몇 년의 일로 씁니다.」 화내지 않고 차분하게 말씀하세요.</w:t>
+      </w:r>
+    </w:p>
+    <w:p>
+      <w:pPr>
+        <w:pStyle w:val="BodyText"/>
+      </w:pPr>
+      <w:r>
+        <w:t xml:space="preserve">이리나: 신뢰용 줄을 따로 만들 수는 있어요. 하지만 맞아요, 거기엔 숫자가 없겠죠.</w:t>
+      </w:r>
+    </w:p>
+    <w:p>
+      <w:pPr>
+        <w:pStyle w:val="BodyText"/>
+      </w:pPr>
+      <w:r>
+        <w:t xml:space="preserve">도윤: 대표님이 웃으시면서 재무 이사님이 마음에 드신대요.</w:t>
+      </w:r>
+    </w:p>
+    <w:p>
+      <w:pPr>
+        <w:pStyle w:val="BodyText"/>
+      </w:pPr>
+      <w:r>
+        <w:t xml:space="preserve">알렉세이: 하지만 유예 없이는 시작 못 합니다. 아파트를 담보로 잡아도 돈이 모자라요.</w:t>
+      </w:r>
+    </w:p>
+    <w:p>
+      <w:pPr>
+        <w:pStyle w:val="BodyText"/>
+      </w:pPr>
+      <w:r>
+        <w:t xml:space="preserve">도윤: 정말 아파트를 담보로 잡으시냐고 물으세요.</w:t>
+      </w:r>
+    </w:p>
+    <w:p>
+      <w:pPr>
+        <w:pStyle w:val="BodyText"/>
+      </w:pPr>
+      <w:r>
+        <w:t xml:space="preserve">알렉세이: 네, 제 집이고 10년 모아서 샀어요. 그런데 이리나는 그걸로도 모자라대요.</w:t>
+      </w:r>
+    </w:p>
+    <w:p>
+      <w:pPr>
+        <w:pStyle w:val="BodyText"/>
+      </w:pPr>
+      <w:r>
+        <w:t xml:space="preserve">이리나: 모자라요. 그리고 그건 제 의견이 아니라 표예요.</w:t>
       </w:r>
     </w:p>
     <w:p>
@@ -3633,7 +3671,7 @@
         <w:pStyle w:val="BodyText"/>
       </w:pPr>
       <w:r>
-        <w:t xml:space="preserve">알렉세이: 그럼 유예를 주시는 거예요?</w:t>
+        <w:t xml:space="preserve">알렉세이: 그럼 결국 유예를 주시는 거예요?</w:t>
       </w:r>
     </w:p>
     <w:p>
@@ -3649,23 +3687,23 @@
         <w:pStyle w:val="BodyText"/>
       </w:pPr>
       <w:r>
-        <w:t xml:space="preserve">알렉세이: 등록은 1년 반이에요. 그 전에 알아야 해요.</w:t>
-      </w:r>
-    </w:p>
-    <w:p>
-      <w:pPr>
-        <w:pStyle w:val="BodyText"/>
-      </w:pPr>
-      <w:r>
-        <w:t xml:space="preserve">도윤: 알렉세이 니콜라예비치. 방금 「될 때」라고 하셨어요. 「안 된다」가 아니라. 한국어로 그건 아주 큰 거예요.</w:t>
-      </w:r>
-    </w:p>
-    <w:p>
-      <w:pPr>
-        <w:pStyle w:val="BodyText"/>
-      </w:pPr>
-      <w:r>
-        <w:t xml:space="preserve">알렉세이: 죄송해요. 또 서둘렀네요.</w:t>
+        <w:t xml:space="preserve">알렉세이: 하지만 등록은 1년 반이고, 저희는 그 전에 알아야 해요.</w:t>
+      </w:r>
+    </w:p>
+    <w:p>
+      <w:pPr>
+        <w:pStyle w:val="BodyText"/>
+      </w:pPr>
+      <w:r>
+        <w:t xml:space="preserve">도윤: 알렉세이 니콜라예비치, 방금 「안 된다」가 아니라 「될 때」라고 하셨어요. 한국어로 그건 아주 큰 거예요, 믿으세요.</w:t>
+      </w:r>
+    </w:p>
+    <w:p>
+      <w:pPr>
+        <w:pStyle w:val="BodyText"/>
+      </w:pPr>
+      <w:r>
+        <w:t xml:space="preserve">알렉세이: 죄송해요, 또 서둘렀네요.</w:t>
       </w:r>
     </w:p>
     <w:p>
@@ -3681,31 +3719,31 @@
         <w:pStyle w:val="BodyText"/>
       </w:pPr>
       <w:r>
-        <w:t xml:space="preserve">소희: 하나만 말할게요. 도시에와 시험용 샘플 — 무료. 당신 표에 도움 돼요.</w:t>
-      </w:r>
-    </w:p>
-    <w:p>
-      <w:pPr>
-        <w:pStyle w:val="BodyText"/>
-      </w:pPr>
-      <w:r>
-        <w:t xml:space="preserve">이리나: 도움 돼요. 150만 줄어요. 고마워요, 정 팀장님.</w:t>
-      </w:r>
-    </w:p>
-    <w:p>
-      <w:pPr>
-        <w:pStyle w:val="BodyText"/>
-      </w:pPr>
-      <w:r>
-        <w:t xml:space="preserve">도윤: 대표님 말씀: 선물이 아니래요. 등록에 대한 투자래요. 자기 등록. 보유자니까.</w:t>
-      </w:r>
-    </w:p>
-    <w:p>
-      <w:pPr>
-        <w:pStyle w:val="BodyText"/>
-      </w:pPr>
-      <w:r>
-        <w:t xml:space="preserve">알렉세이: 그럼 공정하네요. 귀사 등록 — 귀사 샘플.</w:t>
+        <w:t xml:space="preserve">소희: 하나만 말할게요: 도시에와 시험용 샘플은 무료. 당신 표에 도움 돼요.</w:t>
+      </w:r>
+    </w:p>
+    <w:p>
+      <w:pPr>
+        <w:pStyle w:val="BodyText"/>
+      </w:pPr>
+      <w:r>
+        <w:t xml:space="preserve">이리나: 아주 도움 돼요, 150만 줄어요. 고마워요, 정 팀장님.</w:t>
+      </w:r>
+    </w:p>
+    <w:p>
+      <w:pPr>
+        <w:pStyle w:val="BodyText"/>
+      </w:pPr>
+      <w:r>
+        <w:t xml:space="preserve">도윤: 대표님 말씀이 선물이 아니라 등록, 그러니까 대표님 자신의 등록에 대한 투자래요. 보유자니까요.</w:t>
+      </w:r>
+    </w:p>
+    <w:p>
+      <w:pPr>
+        <w:pStyle w:val="BodyText"/>
+      </w:pPr>
+      <w:r>
+        <w:t xml:space="preserve">알렉세이: 그럼 공정하네요: 귀사 등록에 귀사 샘플.</w:t>
       </w:r>
     </w:p>
     <w:p>
@@ -3743,63 +3781,63 @@
         <w:pStyle w:val="FirstParagraph"/>
       </w:pPr>
       <w:r>
-        <w:t xml:space="preserve">소희: 알렉세이 씨, 의향서. 대표님이 서명했어요. 조건 다섯. 여섯째 — 빈 줄.</w:t>
-      </w:r>
-    </w:p>
-    <w:p>
-      <w:pPr>
-        <w:pStyle w:val="BodyText"/>
-      </w:pPr>
-      <w:r>
-        <w:t xml:space="preserve">알렉세이: 빈 줄. 이리나가 좋아하겠네요. 빈 줄은 채울 수 있으니까 좋아해요.</w:t>
-      </w:r>
-    </w:p>
-    <w:p>
-      <w:pPr>
-        <w:pStyle w:val="BodyText"/>
-      </w:pPr>
-      <w:r>
-        <w:t xml:space="preserve">도윤: 내일 떠나세요?</w:t>
-      </w:r>
-    </w:p>
-    <w:p>
-      <w:pPr>
-        <w:pStyle w:val="BodyText"/>
-      </w:pPr>
-      <w:r>
-        <w:t xml:space="preserve">알렉세이: 내일 아침에요. 그리고 바로 아버지한테요. 대표님께 약속했어요.</w:t>
-      </w:r>
-    </w:p>
-    <w:p>
-      <w:pPr>
-        <w:pStyle w:val="BodyText"/>
-      </w:pPr>
-      <w:r>
-        <w:t xml:space="preserve">도윤: 대표님이 물으셨어요: 「아버지께 말할까?」 제가 답했죠: 「러시아 사람의 약속은 무겁습니다.」</w:t>
-      </w:r>
-    </w:p>
-    <w:p>
-      <w:pPr>
-        <w:pStyle w:val="BodyText"/>
-      </w:pPr>
-      <w:r>
-        <w:t xml:space="preserve">알렉세이: 무겁죠. 특히 이건.</w:t>
-      </w:r>
-    </w:p>
-    <w:p>
-      <w:pPr>
-        <w:pStyle w:val="BodyText"/>
-      </w:pPr>
-      <w:r>
-        <w:t xml:space="preserve">도윤: 개인적인 질문 해도 돼요? 통역사로서가 아니라.</w:t>
-      </w:r>
-    </w:p>
-    <w:p>
-      <w:pPr>
-        <w:pStyle w:val="BodyText"/>
-      </w:pPr>
-      <w:r>
-        <w:t xml:space="preserve">알렉세이: 물론이죠.</w:t>
+        <w:t xml:space="preserve">소희: 알렉세이 씨, 여기 의향서. 대표님이 조건 다섯에 서명했고, 여섯째는 빈 줄.</w:t>
+      </w:r>
+    </w:p>
+    <w:p>
+      <w:pPr>
+        <w:pStyle w:val="BodyText"/>
+      </w:pPr>
+      <w:r>
+        <w:t xml:space="preserve">알렉세이: 빈 줄. 이리나가 좋아하겠네요, 빈 줄은 채울 수 있으니까 좋아하거든요.</w:t>
+      </w:r>
+    </w:p>
+    <w:p>
+      <w:pPr>
+        <w:pStyle w:val="BodyText"/>
+      </w:pPr>
+      <w:r>
+        <w:t xml:space="preserve">도윤: 내일 떠나시죠?</w:t>
+      </w:r>
+    </w:p>
+    <w:p>
+      <w:pPr>
+        <w:pStyle w:val="BodyText"/>
+      </w:pPr>
+      <w:r>
+        <w:t xml:space="preserve">알렉세이: 내일 아침에요, 그리고 바로 아버지한테 갈 거예요. 대표님께 약속했어요.</w:t>
+      </w:r>
+    </w:p>
+    <w:p>
+      <w:pPr>
+        <w:pStyle w:val="BodyText"/>
+      </w:pPr>
+      <w:r>
+        <w:t xml:space="preserve">도윤: 대표님이 물으셨어요: 「아버지께 말할까?」 그래서 제가 답했죠: 「러시아 사람의 약속은 무겁습니다.」</w:t>
+      </w:r>
+    </w:p>
+    <w:p>
+      <w:pPr>
+        <w:pStyle w:val="BodyText"/>
+      </w:pPr>
+      <w:r>
+        <w:t xml:space="preserve">알렉세이: 무겁죠, 맞아요. 특히 이 약속은요.</w:t>
+      </w:r>
+    </w:p>
+    <w:p>
+      <w:pPr>
+        <w:pStyle w:val="BodyText"/>
+      </w:pPr>
+      <w:r>
+        <w:t xml:space="preserve">도윤: 개인적인 질문 해도 돼요? 통역사로서가 아니라 그냥 사람으로서.</w:t>
+      </w:r>
+    </w:p>
+    <w:p>
+      <w:pPr>
+        <w:pStyle w:val="BodyText"/>
+      </w:pPr>
+      <w:r>
+        <w:t xml:space="preserve">알렉세이: 물론이죠, 물어보세요.</w:t>
       </w:r>
     </w:p>
     <w:p>
@@ -3823,7 +3861,7 @@
         <w:pStyle w:val="BodyText"/>
       </w:pPr>
       <w:r>
-        <w:t xml:space="preserve">도윤: 그다음엔요?</w:t>
+        <w:t xml:space="preserve">도윤: 그다음엔 어떻게 될까요?</w:t>
       </w:r>
     </w:p>
     <w:p>
@@ -3839,23 +3877,23 @@
         <w:pStyle w:val="BodyText"/>
       </w:pPr>
       <w:r>
-        <w:t xml:space="preserve">도윤: 한국 아버지들은 닦고요. 비슷하네요.</w:t>
-      </w:r>
-    </w:p>
-    <w:p>
-      <w:pPr>
-        <w:pStyle w:val="BodyText"/>
-      </w:pPr>
-      <w:r>
-        <w:t xml:space="preserve">알렉세이: 도윤, 일주일 동안 고마워요. 당신 없었으면 아무것도 몰랐을 거예요. 차도, 침묵도, 빈 줄도. 공급사를 찾으러 왔는데, 친구를 얻어 가는 것 같아요.</w:t>
-      </w:r>
-    </w:p>
-    <w:p>
-      <w:pPr>
-        <w:pStyle w:val="BodyText"/>
-      </w:pPr>
-      <w:r>
-        <w:t xml:space="preserve">도윤: 별말씀을요. 편지 주세요. 러시아어로. 저는 연습이 필요하고, 선생님은 뭘 통역할지 고르지 않는 통역사가 필요하잖아요. 비행 잘 하세요, 알렉세이 니콜라예비치. 할머님께 안부 전해 주세요.</w:t>
+        <w:t xml:space="preserve">도윤: 한국 아버지들은 닦고요. 비슷하죠?</w:t>
+      </w:r>
+    </w:p>
+    <w:p>
+      <w:pPr>
+        <w:pStyle w:val="BodyText"/>
+      </w:pPr>
+      <w:r>
+        <w:t xml:space="preserve">알렉세이: 도윤, 이번 주 고마웠어요. 당신 없었으면 아무것도 몰랐을 거예요: 차도, 침묵도, 빈 줄도. 공급사를 찾으러 왔는데, 친구를 얻어 가는 것 같아요. 저한텐 그게 의향서보다 더 중요해요.</w:t>
+      </w:r>
+    </w:p>
+    <w:p>
+      <w:pPr>
+        <w:pStyle w:val="BodyText"/>
+      </w:pPr>
+      <w:r>
+        <w:t xml:space="preserve">도윤: 별말씀을요. 러시아어로 편지 주세요. 저는 연습이 필요하고, 선생님은 뭘 통역할지 고르지 않는 통역사가 필요하잖아요. 비행 잘 하세요, 알렉세이 니콜라예비치, 할머님께 안부 전해 주세요. 원주에서도 바닥을 닦는다고 말씀드려 주세요.</w:t>
       </w:r>
     </w:p>
     <w:bookmarkEnd w:id="37"/>
